--- a/pdf/PULSE-StRS-001_Stakeholder_Requirements.docx
+++ b/pdf/PULSE-StRS-001_Stakeholder_Requirements.docx
@@ -108,21 +108,21 @@
         </w:p>
       </w:sdtContent>
     </w:sdt>
+    <w:bookmarkStart w:id="25" w:name="document-control"/>
     <w:p>
       <w:pPr>
         <w:pStyle w:val="Heading1"/>
       </w:pPr>
-      <w:bookmarkStart w:id="20" w:name="document-control"/>
       <w:r>
         <w:t xml:space="preserve">Document control</w:t>
       </w:r>
-      <w:bookmarkEnd w:id="20"/>
     </w:p>
     <w:tbl>
       <w:tblPr>
         <w:tblStyle w:val="Table"/>
-        <w:tblW w:type="pct" w:w="5000.0"/>
-        <w:tblLook w:firstRow="1"/>
+        <w:tblW w:type="pct" w:w="5000"/>
+        <w:tblLook w:firstRow="1" w:lastRow="0" w:firstColumn="0" w:lastColumn="0" w:noHBand="0" w:noVBand="0" w:val="0020"/>
+        <w:jc w:val="start"/>
       </w:tblPr>
       <w:tblGrid>
         <w:gridCol w:w="1980"/>
@@ -130,15 +130,10 @@
       </w:tblGrid>
       <w:tr>
         <w:trPr>
-          <w:cnfStyle w:firstRow="1"/>
+          <w:tblHeader w:val="true"/>
         </w:trPr>
         <w:tc>
-          <w:tcPr>
-            <w:tcBorders>
-              <w:bottom w:val="single"/>
-            </w:tcBorders>
-            <w:vAlign w:val="bottom"/>
-          </w:tcPr>
+          <w:tcPr/>
           <w:p>
             <w:pPr>
               <w:pStyle w:val="Compact"/>
@@ -150,12 +145,7 @@
           </w:p>
         </w:tc>
         <w:tc>
-          <w:tcPr>
-            <w:tcBorders>
-              <w:bottom w:val="single"/>
-            </w:tcBorders>
-            <w:vAlign w:val="bottom"/>
-          </w:tcPr>
+          <w:tcPr/>
           <w:p>
             <w:pPr>
               <w:pStyle w:val="Compact"/>
@@ -169,6 +159,7 @@
       </w:tr>
       <w:tr>
         <w:tc>
+          <w:tcPr/>
           <w:p>
             <w:pPr>
               <w:pStyle w:val="Compact"/>
@@ -180,6 +171,7 @@
           </w:p>
         </w:tc>
         <w:tc>
+          <w:tcPr/>
           <w:p>
             <w:pPr>
               <w:pStyle w:val="Compact"/>
@@ -193,6 +185,7 @@
       </w:tr>
       <w:tr>
         <w:tc>
+          <w:tcPr/>
           <w:p>
             <w:pPr>
               <w:pStyle w:val="Compact"/>
@@ -204,6 +197,7 @@
           </w:p>
         </w:tc>
         <w:tc>
+          <w:tcPr/>
           <w:p>
             <w:pPr>
               <w:pStyle w:val="Compact"/>
@@ -217,6 +211,7 @@
       </w:tr>
       <w:tr>
         <w:tc>
+          <w:tcPr/>
           <w:p>
             <w:pPr>
               <w:pStyle w:val="Compact"/>
@@ -228,6 +223,7 @@
           </w:p>
         </w:tc>
         <w:tc>
+          <w:tcPr/>
           <w:p>
             <w:pPr>
               <w:pStyle w:val="Compact"/>
@@ -241,6 +237,7 @@
       </w:tr>
       <w:tr>
         <w:tc>
+          <w:tcPr/>
           <w:p>
             <w:pPr>
               <w:pStyle w:val="Compact"/>
@@ -252,6 +249,7 @@
           </w:p>
         </w:tc>
         <w:tc>
+          <w:tcPr/>
           <w:p>
             <w:pPr>
               <w:pStyle w:val="Compact"/>
@@ -265,6 +263,7 @@
       </w:tr>
       <w:tr>
         <w:tc>
+          <w:tcPr/>
           <w:p>
             <w:pPr>
               <w:pStyle w:val="Compact"/>
@@ -276,6 +275,7 @@
           </w:p>
         </w:tc>
         <w:tc>
+          <w:tcPr/>
           <w:p>
             <w:pPr>
               <w:pStyle w:val="Compact"/>
@@ -289,6 +289,7 @@
       </w:tr>
       <w:tr>
         <w:tc>
+          <w:tcPr/>
           <w:p>
             <w:pPr>
               <w:pStyle w:val="Compact"/>
@@ -300,6 +301,7 @@
           </w:p>
         </w:tc>
         <w:tc>
+          <w:tcPr/>
           <w:p>
             <w:pPr>
               <w:pStyle w:val="Compact"/>
@@ -313,6 +315,7 @@
       </w:tr>
       <w:tr>
         <w:tc>
+          <w:tcPr/>
           <w:p>
             <w:pPr>
               <w:pStyle w:val="Compact"/>
@@ -324,6 +327,7 @@
           </w:p>
         </w:tc>
         <w:tc>
+          <w:tcPr/>
           <w:p>
             <w:pPr>
               <w:pStyle w:val="Compact"/>
@@ -337,6 +341,7 @@
       </w:tr>
       <w:tr>
         <w:tc>
+          <w:tcPr/>
           <w:p>
             <w:pPr>
               <w:pStyle w:val="Compact"/>
@@ -348,6 +353,7 @@
           </w:p>
         </w:tc>
         <w:tc>
+          <w:tcPr/>
           <w:p>
             <w:pPr>
               <w:pStyle w:val="Compact"/>
@@ -361,6 +367,7 @@
       </w:tr>
       <w:tr>
         <w:tc>
+          <w:tcPr/>
           <w:p>
             <w:pPr>
               <w:pStyle w:val="Compact"/>
@@ -372,6 +379,7 @@
           </w:p>
         </w:tc>
         <w:tc>
+          <w:tcPr/>
           <w:p>
             <w:pPr>
               <w:pStyle w:val="Compact"/>
@@ -385,6 +393,7 @@
       </w:tr>
       <w:tr>
         <w:tc>
+          <w:tcPr/>
           <w:p>
             <w:pPr>
               <w:pStyle w:val="Compact"/>
@@ -396,6 +405,7 @@
           </w:p>
         </w:tc>
         <w:tc>
+          <w:tcPr/>
           <w:p>
             <w:pPr>
               <w:pStyle w:val="Compact"/>
@@ -408,21 +418,21 @@
         </w:tc>
       </w:tr>
     </w:tbl>
+    <w:bookmarkStart w:id="20" w:name="change-log"/>
     <w:p>
       <w:pPr>
         <w:pStyle w:val="Heading2"/>
       </w:pPr>
-      <w:bookmarkStart w:id="21" w:name="change-log"/>
       <w:r>
         <w:t xml:space="preserve">Change log</w:t>
       </w:r>
-      <w:bookmarkEnd w:id="21"/>
     </w:p>
     <w:tbl>
       <w:tblPr>
         <w:tblStyle w:val="Table"/>
-        <w:tblW w:type="pct" w:w="5000.0"/>
-        <w:tblLook w:firstRow="1"/>
+        <w:tblW w:type="pct" w:w="5000"/>
+        <w:tblLook w:firstRow="1" w:lastRow="0" w:firstColumn="0" w:lastColumn="0" w:noHBand="0" w:noVBand="0" w:val="0020"/>
+        <w:jc w:val="start"/>
       </w:tblPr>
       <w:tblGrid>
         <w:gridCol w:w="633"/>
@@ -432,15 +442,10 @@
       </w:tblGrid>
       <w:tr>
         <w:trPr>
-          <w:cnfStyle w:firstRow="1"/>
+          <w:tblHeader w:val="true"/>
         </w:trPr>
         <w:tc>
-          <w:tcPr>
-            <w:tcBorders>
-              <w:bottom w:val="single"/>
-            </w:tcBorders>
-            <w:vAlign w:val="bottom"/>
-          </w:tcPr>
+          <w:tcPr/>
           <w:p>
             <w:pPr>
               <w:pStyle w:val="Compact"/>
@@ -452,12 +457,7 @@
           </w:p>
         </w:tc>
         <w:tc>
-          <w:tcPr>
-            <w:tcBorders>
-              <w:bottom w:val="single"/>
-            </w:tcBorders>
-            <w:vAlign w:val="bottom"/>
-          </w:tcPr>
+          <w:tcPr/>
           <w:p>
             <w:pPr>
               <w:pStyle w:val="Compact"/>
@@ -469,12 +469,7 @@
           </w:p>
         </w:tc>
         <w:tc>
-          <w:tcPr>
-            <w:tcBorders>
-              <w:bottom w:val="single"/>
-            </w:tcBorders>
-            <w:vAlign w:val="bottom"/>
-          </w:tcPr>
+          <w:tcPr/>
           <w:p>
             <w:pPr>
               <w:pStyle w:val="Compact"/>
@@ -486,12 +481,7 @@
           </w:p>
         </w:tc>
         <w:tc>
-          <w:tcPr>
-            <w:tcBorders>
-              <w:bottom w:val="single"/>
-            </w:tcBorders>
-            <w:vAlign w:val="bottom"/>
-          </w:tcPr>
+          <w:tcPr/>
           <w:p>
             <w:pPr>
               <w:pStyle w:val="Compact"/>
@@ -505,6 +495,7 @@
       </w:tr>
       <w:tr>
         <w:tc>
+          <w:tcPr/>
           <w:p>
             <w:pPr>
               <w:pStyle w:val="Compact"/>
@@ -516,6 +507,7 @@
           </w:p>
         </w:tc>
         <w:tc>
+          <w:tcPr/>
           <w:p>
             <w:pPr>
               <w:pStyle w:val="Compact"/>
@@ -527,6 +519,7 @@
           </w:p>
         </w:tc>
         <w:tc>
+          <w:tcPr/>
           <w:p>
             <w:pPr>
               <w:pStyle w:val="Compact"/>
@@ -538,6 +531,7 @@
           </w:p>
         </w:tc>
         <w:tc>
+          <w:tcPr/>
           <w:p>
             <w:pPr>
               <w:pStyle w:val="Compact"/>
@@ -551,6 +545,7 @@
       </w:tr>
       <w:tr>
         <w:tc>
+          <w:tcPr/>
           <w:p>
             <w:pPr>
               <w:pStyle w:val="Compact"/>
@@ -562,6 +557,7 @@
           </w:p>
         </w:tc>
         <w:tc>
+          <w:tcPr/>
           <w:p>
             <w:pPr>
               <w:pStyle w:val="Compact"/>
@@ -573,6 +569,7 @@
           </w:p>
         </w:tc>
         <w:tc>
+          <w:tcPr/>
           <w:p>
             <w:pPr>
               <w:pStyle w:val="Compact"/>
@@ -584,6 +581,7 @@
           </w:p>
         </w:tc>
         <w:tc>
+          <w:tcPr/>
           <w:p>
             <w:pPr>
               <w:pStyle w:val="Compact"/>
@@ -597,6 +595,7 @@
       </w:tr>
       <w:tr>
         <w:tc>
+          <w:tcPr/>
           <w:p>
             <w:pPr>
               <w:pStyle w:val="Compact"/>
@@ -608,6 +607,7 @@
           </w:p>
         </w:tc>
         <w:tc>
+          <w:tcPr/>
           <w:p>
             <w:pPr>
               <w:pStyle w:val="Compact"/>
@@ -619,6 +619,7 @@
           </w:p>
         </w:tc>
         <w:tc>
+          <w:tcPr/>
           <w:p>
             <w:pPr>
               <w:pStyle w:val="Compact"/>
@@ -630,6 +631,7 @@
           </w:p>
         </w:tc>
         <w:tc>
+          <w:tcPr/>
           <w:p>
             <w:pPr>
               <w:pStyle w:val="Compact"/>
@@ -643,6 +645,7 @@
       </w:tr>
       <w:tr>
         <w:tc>
+          <w:tcPr/>
           <w:p>
             <w:pPr>
               <w:pStyle w:val="Compact"/>
@@ -654,6 +657,7 @@
           </w:p>
         </w:tc>
         <w:tc>
+          <w:tcPr/>
           <w:p>
             <w:pPr>
               <w:pStyle w:val="Compact"/>
@@ -665,6 +669,7 @@
           </w:p>
         </w:tc>
         <w:tc>
+          <w:tcPr/>
           <w:p>
             <w:pPr>
               <w:pStyle w:val="Compact"/>
@@ -676,6 +681,7 @@
           </w:p>
         </w:tc>
         <w:tc>
+          <w:tcPr/>
           <w:p>
             <w:pPr>
               <w:pStyle w:val="Compact"/>
@@ -688,15 +694,15 @@
         </w:tc>
       </w:tr>
     </w:tbl>
+    <w:bookmarkEnd w:id="20"/>
+    <w:bookmarkStart w:id="24" w:name="document-set"/>
     <w:p>
       <w:pPr>
         <w:pStyle w:val="Heading2"/>
       </w:pPr>
-      <w:bookmarkStart w:id="22" w:name="document-set"/>
       <w:r>
         <w:t xml:space="preserve">Document set</w:t>
       </w:r>
-      <w:bookmarkEnd w:id="22"/>
     </w:p>
     <w:p>
       <w:pPr>
@@ -709,8 +715,9 @@
     <w:tbl>
       <w:tblPr>
         <w:tblStyle w:val="Table"/>
-        <w:tblW w:type="pct" w:w="5000.0"/>
-        <w:tblLook w:firstRow="1"/>
+        <w:tblW w:type="pct" w:w="5000"/>
+        <w:tblLook w:firstRow="1" w:lastRow="0" w:firstColumn="0" w:lastColumn="0" w:noHBand="0" w:noVBand="0" w:val="0020"/>
+        <w:jc w:val="start"/>
       </w:tblPr>
       <w:tblGrid>
         <w:gridCol w:w="1267"/>
@@ -719,15 +726,10 @@
       </w:tblGrid>
       <w:tr>
         <w:trPr>
-          <w:cnfStyle w:firstRow="1"/>
+          <w:tblHeader w:val="true"/>
         </w:trPr>
         <w:tc>
-          <w:tcPr>
-            <w:tcBorders>
-              <w:bottom w:val="single"/>
-            </w:tcBorders>
-            <w:vAlign w:val="bottom"/>
-          </w:tcPr>
+          <w:tcPr/>
           <w:p>
             <w:pPr>
               <w:pStyle w:val="Compact"/>
@@ -739,12 +741,7 @@
           </w:p>
         </w:tc>
         <w:tc>
-          <w:tcPr>
-            <w:tcBorders>
-              <w:bottom w:val="single"/>
-            </w:tcBorders>
-            <w:vAlign w:val="bottom"/>
-          </w:tcPr>
+          <w:tcPr/>
           <w:p>
             <w:pPr>
               <w:pStyle w:val="Compact"/>
@@ -756,12 +753,7 @@
           </w:p>
         </w:tc>
         <w:tc>
-          <w:tcPr>
-            <w:tcBorders>
-              <w:bottom w:val="single"/>
-            </w:tcBorders>
-            <w:vAlign w:val="bottom"/>
-          </w:tcPr>
+          <w:tcPr/>
           <w:p>
             <w:pPr>
               <w:pStyle w:val="Compact"/>
@@ -775,6 +767,7 @@
       </w:tr>
       <w:tr>
         <w:tc>
+          <w:tcPr/>
           <w:p>
             <w:pPr>
               <w:pStyle w:val="Compact"/>
@@ -786,6 +779,7 @@
           </w:p>
         </w:tc>
         <w:tc>
+          <w:tcPr/>
           <w:p>
             <w:pPr>
               <w:pStyle w:val="Compact"/>
@@ -797,6 +791,7 @@
           </w:p>
         </w:tc>
         <w:tc>
+          <w:tcPr/>
           <w:p>
             <w:pPr>
               <w:pStyle w:val="Compact"/>
@@ -828,6 +823,7 @@
       </w:tr>
       <w:tr>
         <w:tc>
+          <w:tcPr/>
           <w:p>
             <w:pPr>
               <w:pStyle w:val="Compact"/>
@@ -839,6 +835,7 @@
           </w:p>
         </w:tc>
         <w:tc>
+          <w:tcPr/>
           <w:p>
             <w:pPr>
               <w:pStyle w:val="Compact"/>
@@ -850,6 +847,7 @@
           </w:p>
         </w:tc>
         <w:tc>
+          <w:tcPr/>
           <w:p>
             <w:pPr>
               <w:pStyle w:val="Compact"/>
@@ -863,6 +861,7 @@
       </w:tr>
       <w:tr>
         <w:tc>
+          <w:tcPr/>
           <w:p>
             <w:pPr>
               <w:pStyle w:val="Compact"/>
@@ -874,6 +873,7 @@
           </w:p>
         </w:tc>
         <w:tc>
+          <w:tcPr/>
           <w:p>
             <w:pPr>
               <w:pStyle w:val="Compact"/>
@@ -885,6 +885,7 @@
           </w:p>
         </w:tc>
         <w:tc>
+          <w:tcPr/>
           <w:p>
             <w:pPr>
               <w:pStyle w:val="Compact"/>
@@ -898,6 +899,7 @@
       </w:tr>
       <w:tr>
         <w:tc>
+          <w:tcPr/>
           <w:p>
             <w:pPr>
               <w:pStyle w:val="Compact"/>
@@ -909,6 +911,7 @@
           </w:p>
         </w:tc>
         <w:tc>
+          <w:tcPr/>
           <w:p>
             <w:pPr>
               <w:pStyle w:val="Compact"/>
@@ -920,6 +923,7 @@
           </w:p>
         </w:tc>
         <w:tc>
+          <w:tcPr/>
           <w:p>
             <w:pPr>
               <w:pStyle w:val="Compact"/>
@@ -933,6 +937,7 @@
       </w:tr>
       <w:tr>
         <w:tc>
+          <w:tcPr/>
           <w:p>
             <w:pPr>
               <w:pStyle w:val="Compact"/>
@@ -944,6 +949,7 @@
           </w:p>
         </w:tc>
         <w:tc>
+          <w:tcPr/>
           <w:p>
             <w:pPr>
               <w:pStyle w:val="Compact"/>
@@ -955,6 +961,7 @@
           </w:p>
         </w:tc>
         <w:tc>
+          <w:tcPr/>
           <w:p>
             <w:pPr>
               <w:pStyle w:val="Compact"/>
@@ -968,6 +975,7 @@
       </w:tr>
       <w:tr>
         <w:tc>
+          <w:tcPr/>
           <w:p>
             <w:pPr>
               <w:pStyle w:val="Compact"/>
@@ -979,6 +987,7 @@
           </w:p>
         </w:tc>
         <w:tc>
+          <w:tcPr/>
           <w:p>
             <w:pPr>
               <w:pStyle w:val="Compact"/>
@@ -990,6 +999,7 @@
           </w:p>
         </w:tc>
         <w:tc>
+          <w:tcPr/>
           <w:p>
             <w:pPr>
               <w:pStyle w:val="Compact"/>
@@ -1011,18 +1021,18 @@
           <wp:inline>
             <wp:extent cx="5334000" cy="2295236"/>
             <wp:effectExtent b="0" l="0" r="0" t="0"/>
-            <wp:docPr descr="The specification chain: who realises whom, and how the traceability matrix is derived from the set." title="" id="1" name="Picture"/>
+            <wp:docPr descr="The specification chain: who realises whom, and how the traceability matrix is derived from the set." title="" id="22" name="Picture"/>
             <a:graphic>
               <a:graphicData uri="http://schemas.openxmlformats.org/drawingml/2006/picture">
                 <pic:pic>
                   <pic:nvPicPr>
-                    <pic:cNvPr descr="diagrams/doc-set.png" id="0" name="Picture"/>
+                    <pic:cNvPr descr="diagrams/doc-set.png" id="23" name="Picture"/>
                     <pic:cNvPicPr>
                       <a:picLocks noChangeArrowheads="1" noChangeAspect="1"/>
                     </pic:cNvPicPr>
                   </pic:nvPicPr>
                   <pic:blipFill>
-                    <a:blip r:embed="rId23"/>
+                    <a:blip r:embed="rId21"/>
                     <a:stretch>
                       <a:fillRect/>
                     </a:stretch>
@@ -1077,15 +1087,16 @@
         <w:t xml:space="preserve">.</w:t>
       </w:r>
     </w:p>
+    <w:bookmarkEnd w:id="24"/>
+    <w:bookmarkEnd w:id="25"/>
+    <w:bookmarkStart w:id="26" w:name="purpose"/>
     <w:p>
       <w:pPr>
         <w:pStyle w:val="Heading1"/>
       </w:pPr>
-      <w:bookmarkStart w:id="24" w:name="purpose"/>
       <w:r>
         <w:t xml:space="preserve">1. Purpose</w:t>
       </w:r>
-      <w:bookmarkEnd w:id="24"/>
     </w:p>
     <w:p>
       <w:pPr>
@@ -1095,15 +1106,15 @@
         <w:t xml:space="preserve">This document records who is asking for the PULSE instrument cluster, why, and what they need from it. It is written before the system requirements so the system requirements have something to be traced back to. Every user story in section 6 names the stakeholder need it serves and the system requirements that realise it.</w:t>
       </w:r>
     </w:p>
+    <w:bookmarkEnd w:id="26"/>
+    <w:bookmarkStart w:id="30" w:name="stakeholder-brief"/>
     <w:p>
       <w:pPr>
         <w:pStyle w:val="Heading1"/>
       </w:pPr>
-      <w:bookmarkStart w:id="25" w:name="stakeholder-brief"/>
       <w:r>
         <w:t xml:space="preserve">2. Stakeholder brief</w:t>
       </w:r>
-      <w:bookmarkEnd w:id="25"/>
     </w:p>
     <w:p>
       <w:pPr>
@@ -1111,6 +1122,7 @@
       </w:pPr>
       <w:r>
         <w:rPr>
+          <w:bCs/>
           <w:b/>
         </w:rPr>
         <w:t xml:space="preserve">Requesting stakeholder:</w:t>
@@ -1128,6 +1140,7 @@
       </w:pPr>
       <w:r>
         <w:rPr>
+          <w:bCs/>
           <w:b/>
         </w:rPr>
         <w:t xml:space="preserve">Sponsor question:</w:t>
@@ -1145,23 +1158,22 @@
         <w:t xml:space="preserve">”</w:t>
       </w:r>
     </w:p>
+    <w:bookmarkStart w:id="27" w:name="business-drivers"/>
     <w:p>
       <w:pPr>
         <w:pStyle w:val="Heading2"/>
       </w:pPr>
-      <w:bookmarkStart w:id="26" w:name="business-drivers"/>
       <w:r>
         <w:t xml:space="preserve">2.1 Business drivers</w:t>
       </w:r>
-      <w:bookmarkEnd w:id="26"/>
     </w:p>
     <w:p>
       <w:pPr>
+        <w:numPr>
+          <w:ilvl w:val="0"/>
+          <w:numId w:val="1001"/>
+        </w:numPr>
         <w:pStyle w:val="Compact"/>
-        <w:numPr>
-          <w:numId w:val="1001"/>
-          <w:ilvl w:val="0"/>
-        </w:numPr>
       </w:pPr>
       <w:r>
         <w:t xml:space="preserve">Cockpit programmes are being asked to commit to an HMI toolkit years before hardware is fixed. That decision is currently made on vendor claims, not measured evidence.</w:t>
@@ -1169,11 +1181,11 @@
     </w:p>
     <w:p>
       <w:pPr>
+        <w:numPr>
+          <w:ilvl w:val="0"/>
+          <w:numId w:val="1001"/>
+        </w:numPr>
         <w:pStyle w:val="Compact"/>
-        <w:numPr>
-          <w:numId w:val="1001"/>
-          <w:ilvl w:val="0"/>
-        </w:numPr>
       </w:pPr>
       <w:r>
         <w:t xml:space="preserve">The industry is converging on a hybrid cockpit: one signal broker feeding a safety-relevant Linux cluster and an Android infotainment surface. The group needs in-house competence in that pattern before it lands in a production programme.</w:t>
@@ -1181,49 +1193,50 @@
     </w:p>
     <w:p>
       <w:pPr>
+        <w:numPr>
+          <w:ilvl w:val="0"/>
+          <w:numId w:val="1001"/>
+        </w:numPr>
         <w:pStyle w:val="Compact"/>
-        <w:numPr>
-          <w:numId w:val="1001"/>
-          <w:ilvl w:val="0"/>
-        </w:numPr>
       </w:pPr>
       <w:r>
         <w:t xml:space="preserve">HMI work is repeatedly re-done when the underlying bus or ECU changes. The group wants a UI layer that is decoupled from CAN, so a change of vehicle platform does not restart the HMI effort.</w:t>
+      </w:r>
+    </w:p>
+    <w:bookmarkEnd w:id="27"/>
+    <w:bookmarkStart w:id="28" w:name="why-a-motorsport-cluster"/>
+    <w:p>
+      <w:pPr>
+        <w:pStyle w:val="Heading2"/>
+      </w:pPr>
+      <w:r>
+        <w:t xml:space="preserve">2.2 Why a motorsport cluster</w:t>
       </w:r>
     </w:p>
     <w:p>
       <w:pPr>
+        <w:pStyle w:val="FirstParagraph"/>
+      </w:pPr>
+      <w:r>
+        <w:t xml:space="preserve">A racing UI is deliberately the worst case: high refresh rate, dense simultaneous signals, wide dynamic range, and hard legibility demands. If the architecture holds here, it holds for a passenger-car cluster.</w:t>
+      </w:r>
+    </w:p>
+    <w:bookmarkEnd w:id="28"/>
+    <w:bookmarkStart w:id="29" w:name="stakeholders"/>
+    <w:p>
+      <w:pPr>
         <w:pStyle w:val="Heading2"/>
       </w:pPr>
-      <w:bookmarkStart w:id="27" w:name="why-a-motorsport-cluster"/>
-      <w:r>
-        <w:t xml:space="preserve">2.2 Why a motorsport cluster</w:t>
-      </w:r>
-      <w:bookmarkEnd w:id="27"/>
-    </w:p>
-    <w:p>
-      <w:pPr>
-        <w:pStyle w:val="FirstParagraph"/>
-      </w:pPr>
-      <w:r>
-        <w:t xml:space="preserve">A racing UI is deliberately the worst case: high refresh rate, dense simultaneous signals, wide dynamic range, and hard legibility demands. If the architecture holds here, it holds for a passenger-car cluster.</w:t>
-      </w:r>
-    </w:p>
-    <w:p>
-      <w:pPr>
-        <w:pStyle w:val="Heading2"/>
-      </w:pPr>
-      <w:bookmarkStart w:id="28" w:name="stakeholders"/>
       <w:r>
         <w:t xml:space="preserve">2.3 Stakeholders</w:t>
       </w:r>
-      <w:bookmarkEnd w:id="28"/>
     </w:p>
     <w:tbl>
       <w:tblPr>
         <w:tblStyle w:val="Table"/>
-        <w:tblW w:type="pct" w:w="5000.0"/>
-        <w:tblLook w:firstRow="1"/>
+        <w:tblW w:type="pct" w:w="5000"/>
+        <w:tblLook w:firstRow="1" w:lastRow="0" w:firstColumn="0" w:lastColumn="0" w:noHBand="0" w:noVBand="0" w:val="0020"/>
+        <w:jc w:val="start"/>
       </w:tblPr>
       <w:tblGrid>
         <w:gridCol w:w="1425"/>
@@ -1232,15 +1245,10 @@
       </w:tblGrid>
       <w:tr>
         <w:trPr>
-          <w:cnfStyle w:firstRow="1"/>
+          <w:tblHeader w:val="true"/>
         </w:trPr>
         <w:tc>
-          <w:tcPr>
-            <w:tcBorders>
-              <w:bottom w:val="single"/>
-            </w:tcBorders>
-            <w:vAlign w:val="bottom"/>
-          </w:tcPr>
+          <w:tcPr/>
           <w:p>
             <w:pPr>
               <w:pStyle w:val="Compact"/>
@@ -1252,12 +1260,7 @@
           </w:p>
         </w:tc>
         <w:tc>
-          <w:tcPr>
-            <w:tcBorders>
-              <w:bottom w:val="single"/>
-            </w:tcBorders>
-            <w:vAlign w:val="bottom"/>
-          </w:tcPr>
+          <w:tcPr/>
           <w:p>
             <w:pPr>
               <w:pStyle w:val="Compact"/>
@@ -1269,12 +1272,7 @@
           </w:p>
         </w:tc>
         <w:tc>
-          <w:tcPr>
-            <w:tcBorders>
-              <w:bottom w:val="single"/>
-            </w:tcBorders>
-            <w:vAlign w:val="bottom"/>
-          </w:tcPr>
+          <w:tcPr/>
           <w:p>
             <w:pPr>
               <w:pStyle w:val="Compact"/>
@@ -1288,6 +1286,7 @@
       </w:tr>
       <w:tr>
         <w:tc>
+          <w:tcPr/>
           <w:p>
             <w:pPr>
               <w:pStyle w:val="Compact"/>
@@ -1299,6 +1298,7 @@
           </w:p>
         </w:tc>
         <w:tc>
+          <w:tcPr/>
           <w:p>
             <w:pPr>
               <w:pStyle w:val="Compact"/>
@@ -1310,6 +1310,7 @@
           </w:p>
         </w:tc>
         <w:tc>
+          <w:tcPr/>
           <w:p>
             <w:pPr>
               <w:pStyle w:val="Compact"/>
@@ -1323,6 +1324,7 @@
       </w:tr>
       <w:tr>
         <w:tc>
+          <w:tcPr/>
           <w:p>
             <w:pPr>
               <w:pStyle w:val="Compact"/>
@@ -1334,6 +1336,7 @@
           </w:p>
         </w:tc>
         <w:tc>
+          <w:tcPr/>
           <w:p>
             <w:pPr>
               <w:pStyle w:val="Compact"/>
@@ -1345,6 +1348,7 @@
           </w:p>
         </w:tc>
         <w:tc>
+          <w:tcPr/>
           <w:p>
             <w:pPr>
               <w:pStyle w:val="Compact"/>
@@ -1358,6 +1362,7 @@
       </w:tr>
       <w:tr>
         <w:tc>
+          <w:tcPr/>
           <w:p>
             <w:pPr>
               <w:pStyle w:val="Compact"/>
@@ -1369,6 +1374,7 @@
           </w:p>
         </w:tc>
         <w:tc>
+          <w:tcPr/>
           <w:p>
             <w:pPr>
               <w:pStyle w:val="Compact"/>
@@ -1380,6 +1386,7 @@
           </w:p>
         </w:tc>
         <w:tc>
+          <w:tcPr/>
           <w:p>
             <w:pPr>
               <w:pStyle w:val="Compact"/>
@@ -1393,6 +1400,7 @@
       </w:tr>
       <w:tr>
         <w:tc>
+          <w:tcPr/>
           <w:p>
             <w:pPr>
               <w:pStyle w:val="Compact"/>
@@ -1404,6 +1412,7 @@
           </w:p>
         </w:tc>
         <w:tc>
+          <w:tcPr/>
           <w:p>
             <w:pPr>
               <w:pStyle w:val="Compact"/>
@@ -1415,6 +1424,7 @@
           </w:p>
         </w:tc>
         <w:tc>
+          <w:tcPr/>
           <w:p>
             <w:pPr>
               <w:pStyle w:val="Compact"/>
@@ -1428,6 +1438,7 @@
       </w:tr>
       <w:tr>
         <w:tc>
+          <w:tcPr/>
           <w:p>
             <w:pPr>
               <w:pStyle w:val="Compact"/>
@@ -1439,6 +1450,7 @@
           </w:p>
         </w:tc>
         <w:tc>
+          <w:tcPr/>
           <w:p>
             <w:pPr>
               <w:pStyle w:val="Compact"/>
@@ -1450,6 +1462,7 @@
           </w:p>
         </w:tc>
         <w:tc>
+          <w:tcPr/>
           <w:p>
             <w:pPr>
               <w:pStyle w:val="Compact"/>
@@ -1463,6 +1476,7 @@
       </w:tr>
       <w:tr>
         <w:tc>
+          <w:tcPr/>
           <w:p>
             <w:pPr>
               <w:pStyle w:val="Compact"/>
@@ -1474,6 +1488,7 @@
           </w:p>
         </w:tc>
         <w:tc>
+          <w:tcPr/>
           <w:p>
             <w:pPr>
               <w:pStyle w:val="Compact"/>
@@ -1485,6 +1500,7 @@
           </w:p>
         </w:tc>
         <w:tc>
+          <w:tcPr/>
           <w:p>
             <w:pPr>
               <w:pStyle w:val="Compact"/>
@@ -1498,6 +1514,7 @@
       </w:tr>
       <w:tr>
         <w:tc>
+          <w:tcPr/>
           <w:p>
             <w:pPr>
               <w:pStyle w:val="Compact"/>
@@ -1509,6 +1526,7 @@
           </w:p>
         </w:tc>
         <w:tc>
+          <w:tcPr/>
           <w:p>
             <w:pPr>
               <w:pStyle w:val="Compact"/>
@@ -1520,6 +1538,7 @@
           </w:p>
         </w:tc>
         <w:tc>
+          <w:tcPr/>
           <w:p>
             <w:pPr>
               <w:pStyle w:val="Compact"/>
@@ -1533,6 +1552,7 @@
       </w:tr>
       <w:tr>
         <w:tc>
+          <w:tcPr/>
           <w:p>
             <w:pPr>
               <w:pStyle w:val="Compact"/>
@@ -1544,6 +1564,7 @@
           </w:p>
         </w:tc>
         <w:tc>
+          <w:tcPr/>
           <w:p>
             <w:pPr>
               <w:pStyle w:val="Compact"/>
@@ -1555,6 +1576,7 @@
           </w:p>
         </w:tc>
         <w:tc>
+          <w:tcPr/>
           <w:p>
             <w:pPr>
               <w:pStyle w:val="Compact"/>
@@ -1567,15 +1589,16 @@
         </w:tc>
       </w:tr>
     </w:tbl>
+    <w:bookmarkEnd w:id="29"/>
+    <w:bookmarkEnd w:id="30"/>
+    <w:bookmarkStart w:id="35" w:name="scope"/>
     <w:p>
       <w:pPr>
         <w:pStyle w:val="Heading1"/>
       </w:pPr>
-      <w:bookmarkStart w:id="29" w:name="scope"/>
       <w:r>
         <w:t xml:space="preserve">3. Scope</w:t>
       </w:r>
-      <w:bookmarkEnd w:id="29"/>
     </w:p>
     <w:p>
       <w:pPr>
@@ -1583,6 +1606,7 @@
       </w:pPr>
       <w:r>
         <w:rPr>
+          <w:bCs/>
           <w:b/>
         </w:rPr>
         <w:t xml:space="preserve">In scope:</w:t>
@@ -1600,6 +1624,7 @@
       </w:pPr>
       <w:r>
         <w:rPr>
+          <w:bCs/>
           <w:b/>
         </w:rPr>
         <w:t xml:space="preserve">Out of scope:</w:t>
@@ -1617,6 +1642,7 @@
       </w:pPr>
       <w:r>
         <w:rPr>
+          <w:bCs/>
           <w:b/>
         </w:rPr>
         <w:t xml:space="preserve">Funded scope (twelve weeks, four sprints):</w:t>
@@ -1628,15 +1654,14 @@
         <w:t xml:space="preserve">requirements and architecture baseline; signal layer and Flutter cluster on live broker data; virtual then physical CAN feeder; Autoware planning bridge; measurement, documentation and handover.</w:t>
       </w:r>
     </w:p>
+    <w:bookmarkStart w:id="34" w:name="delivery-plan"/>
     <w:p>
       <w:pPr>
         <w:pStyle w:val="Heading2"/>
       </w:pPr>
-      <w:bookmarkStart w:id="30" w:name="delivery-plan"/>
       <w:r>
         <w:t xml:space="preserve">3.1 Delivery plan</w:t>
       </w:r>
-      <w:bookmarkEnd w:id="30"/>
     </w:p>
     <w:p>
       <w:pPr>
@@ -1655,12 +1680,12 @@
           <wp:inline>
             <wp:extent cx="5334000" cy="2596382"/>
             <wp:effectExtent b="0" l="0" r="0" t="0"/>
-            <wp:docPr descr="Work packages, gates, and what each sprint delivers against the numbered requirements." title="" id="1" name="Picture"/>
+            <wp:docPr descr="Work packages, gates, and what each sprint delivers against the numbered requirements." title="" id="32" name="Picture"/>
             <a:graphic>
               <a:graphicData uri="http://schemas.openxmlformats.org/drawingml/2006/picture">
                 <pic:pic>
                   <pic:nvPicPr>
-                    <pic:cNvPr descr="diagrams/delivery-plan.png" id="0" name="Picture"/>
+                    <pic:cNvPr descr="diagrams/delivery-plan.png" id="33" name="Picture"/>
                     <pic:cNvPicPr>
                       <a:picLocks noChangeArrowheads="1" noChangeAspect="1"/>
                     </pic:cNvPicPr>
@@ -1721,15 +1746,16 @@
         <w:t xml:space="preserve">.</w:t>
       </w:r>
     </w:p>
+    <w:bookmarkEnd w:id="34"/>
+    <w:bookmarkEnd w:id="35"/>
+    <w:bookmarkStart w:id="36" w:name="stakeholder-needs"/>
     <w:p>
       <w:pPr>
         <w:pStyle w:val="Heading1"/>
       </w:pPr>
-      <w:bookmarkStart w:id="32" w:name="stakeholder-needs"/>
       <w:r>
         <w:t xml:space="preserve">4. Stakeholder needs</w:t>
       </w:r>
-      <w:bookmarkEnd w:id="32"/>
     </w:p>
     <w:p>
       <w:pPr>
@@ -1742,8 +1768,9 @@
     <w:tbl>
       <w:tblPr>
         <w:tblStyle w:val="Table"/>
-        <w:tblW w:type="pct" w:w="5000.0"/>
-        <w:tblLook w:firstRow="1"/>
+        <w:tblW w:type="pct" w:w="5000"/>
+        <w:tblLook w:firstRow="1" w:lastRow="0" w:firstColumn="0" w:lastColumn="0" w:noHBand="0" w:noVBand="0" w:val="0020"/>
+        <w:jc w:val="start"/>
       </w:tblPr>
       <w:tblGrid>
         <w:gridCol w:w="633"/>
@@ -1752,15 +1779,10 @@
       </w:tblGrid>
       <w:tr>
         <w:trPr>
-          <w:cnfStyle w:firstRow="1"/>
+          <w:tblHeader w:val="true"/>
         </w:trPr>
         <w:tc>
-          <w:tcPr>
-            <w:tcBorders>
-              <w:bottom w:val="single"/>
-            </w:tcBorders>
-            <w:vAlign w:val="bottom"/>
-          </w:tcPr>
+          <w:tcPr/>
           <w:p>
             <w:pPr>
               <w:pStyle w:val="Compact"/>
@@ -1772,12 +1794,7 @@
           </w:p>
         </w:tc>
         <w:tc>
-          <w:tcPr>
-            <w:tcBorders>
-              <w:bottom w:val="single"/>
-            </w:tcBorders>
-            <w:vAlign w:val="bottom"/>
-          </w:tcPr>
+          <w:tcPr/>
           <w:p>
             <w:pPr>
               <w:pStyle w:val="Compact"/>
@@ -1789,12 +1806,7 @@
           </w:p>
         </w:tc>
         <w:tc>
-          <w:tcPr>
-            <w:tcBorders>
-              <w:bottom w:val="single"/>
-            </w:tcBorders>
-            <w:vAlign w:val="bottom"/>
-          </w:tcPr>
+          <w:tcPr/>
           <w:p>
             <w:pPr>
               <w:pStyle w:val="Compact"/>
@@ -1808,6 +1820,7 @@
       </w:tr>
       <w:tr>
         <w:tc>
+          <w:tcPr/>
           <w:p>
             <w:pPr>
               <w:pStyle w:val="Compact"/>
@@ -1819,6 +1832,7 @@
           </w:p>
         </w:tc>
         <w:tc>
+          <w:tcPr/>
           <w:p>
             <w:pPr>
               <w:pStyle w:val="Compact"/>
@@ -1830,6 +1844,7 @@
           </w:p>
         </w:tc>
         <w:tc>
+          <w:tcPr/>
           <w:p>
             <w:pPr>
               <w:pStyle w:val="Compact"/>
@@ -1843,6 +1858,7 @@
       </w:tr>
       <w:tr>
         <w:tc>
+          <w:tcPr/>
           <w:p>
             <w:pPr>
               <w:pStyle w:val="Compact"/>
@@ -1854,6 +1870,7 @@
           </w:p>
         </w:tc>
         <w:tc>
+          <w:tcPr/>
           <w:p>
             <w:pPr>
               <w:pStyle w:val="Compact"/>
@@ -1865,6 +1882,7 @@
           </w:p>
         </w:tc>
         <w:tc>
+          <w:tcPr/>
           <w:p>
             <w:pPr>
               <w:pStyle w:val="Compact"/>
@@ -1878,6 +1896,7 @@
       </w:tr>
       <w:tr>
         <w:tc>
+          <w:tcPr/>
           <w:p>
             <w:pPr>
               <w:pStyle w:val="Compact"/>
@@ -1889,6 +1908,7 @@
           </w:p>
         </w:tc>
         <w:tc>
+          <w:tcPr/>
           <w:p>
             <w:pPr>
               <w:pStyle w:val="Compact"/>
@@ -1900,6 +1920,7 @@
           </w:p>
         </w:tc>
         <w:tc>
+          <w:tcPr/>
           <w:p>
             <w:pPr>
               <w:pStyle w:val="Compact"/>
@@ -1913,6 +1934,7 @@
       </w:tr>
       <w:tr>
         <w:tc>
+          <w:tcPr/>
           <w:p>
             <w:pPr>
               <w:pStyle w:val="Compact"/>
@@ -1924,6 +1946,7 @@
           </w:p>
         </w:tc>
         <w:tc>
+          <w:tcPr/>
           <w:p>
             <w:pPr>
               <w:pStyle w:val="Compact"/>
@@ -1935,6 +1958,7 @@
           </w:p>
         </w:tc>
         <w:tc>
+          <w:tcPr/>
           <w:p>
             <w:pPr>
               <w:pStyle w:val="Compact"/>
@@ -1948,6 +1972,7 @@
       </w:tr>
       <w:tr>
         <w:tc>
+          <w:tcPr/>
           <w:p>
             <w:pPr>
               <w:pStyle w:val="Compact"/>
@@ -1959,6 +1984,7 @@
           </w:p>
         </w:tc>
         <w:tc>
+          <w:tcPr/>
           <w:p>
             <w:pPr>
               <w:pStyle w:val="Compact"/>
@@ -1970,6 +1996,7 @@
           </w:p>
         </w:tc>
         <w:tc>
+          <w:tcPr/>
           <w:p>
             <w:pPr>
               <w:pStyle w:val="Compact"/>
@@ -1983,6 +2010,7 @@
       </w:tr>
       <w:tr>
         <w:tc>
+          <w:tcPr/>
           <w:p>
             <w:pPr>
               <w:pStyle w:val="Compact"/>
@@ -1994,6 +2022,7 @@
           </w:p>
         </w:tc>
         <w:tc>
+          <w:tcPr/>
           <w:p>
             <w:pPr>
               <w:pStyle w:val="Compact"/>
@@ -2005,6 +2034,7 @@
           </w:p>
         </w:tc>
         <w:tc>
+          <w:tcPr/>
           <w:p>
             <w:pPr>
               <w:pStyle w:val="Compact"/>
@@ -2018,6 +2048,7 @@
       </w:tr>
       <w:tr>
         <w:tc>
+          <w:tcPr/>
           <w:p>
             <w:pPr>
               <w:pStyle w:val="Compact"/>
@@ -2029,6 +2060,7 @@
           </w:p>
         </w:tc>
         <w:tc>
+          <w:tcPr/>
           <w:p>
             <w:pPr>
               <w:pStyle w:val="Compact"/>
@@ -2040,6 +2072,7 @@
           </w:p>
         </w:tc>
         <w:tc>
+          <w:tcPr/>
           <w:p>
             <w:pPr>
               <w:pStyle w:val="Compact"/>
@@ -2052,21 +2085,22 @@
         </w:tc>
       </w:tr>
     </w:tbl>
+    <w:bookmarkEnd w:id="36"/>
+    <w:bookmarkStart w:id="37" w:name="constraints-and-assumptions"/>
     <w:p>
       <w:pPr>
         <w:pStyle w:val="Heading1"/>
       </w:pPr>
-      <w:bookmarkStart w:id="33" w:name="constraints-and-assumptions"/>
       <w:r>
         <w:t xml:space="preserve">5. Constraints and assumptions</w:t>
       </w:r>
-      <w:bookmarkEnd w:id="33"/>
     </w:p>
     <w:tbl>
       <w:tblPr>
         <w:tblStyle w:val="Table"/>
-        <w:tblW w:type="pct" w:w="5000.0"/>
-        <w:tblLook w:firstRow="1"/>
+        <w:tblW w:type="pct" w:w="5000"/>
+        <w:tblLook w:firstRow="1" w:lastRow="0" w:firstColumn="0" w:lastColumn="0" w:noHBand="0" w:noVBand="0" w:val="0020"/>
+        <w:jc w:val="start"/>
       </w:tblPr>
       <w:tblGrid>
         <w:gridCol w:w="633"/>
@@ -2074,15 +2108,10 @@
       </w:tblGrid>
       <w:tr>
         <w:trPr>
-          <w:cnfStyle w:firstRow="1"/>
+          <w:tblHeader w:val="true"/>
         </w:trPr>
         <w:tc>
-          <w:tcPr>
-            <w:tcBorders>
-              <w:bottom w:val="single"/>
-            </w:tcBorders>
-            <w:vAlign w:val="bottom"/>
-          </w:tcPr>
+          <w:tcPr/>
           <w:p>
             <w:pPr>
               <w:pStyle w:val="Compact"/>
@@ -2094,12 +2123,7 @@
           </w:p>
         </w:tc>
         <w:tc>
-          <w:tcPr>
-            <w:tcBorders>
-              <w:bottom w:val="single"/>
-            </w:tcBorders>
-            <w:vAlign w:val="bottom"/>
-          </w:tcPr>
+          <w:tcPr/>
           <w:p>
             <w:pPr>
               <w:pStyle w:val="Compact"/>
@@ -2113,6 +2137,7 @@
       </w:tr>
       <w:tr>
         <w:tc>
+          <w:tcPr/>
           <w:p>
             <w:pPr>
               <w:pStyle w:val="Compact"/>
@@ -2124,6 +2149,7 @@
           </w:p>
         </w:tc>
         <w:tc>
+          <w:tcPr/>
           <w:p>
             <w:pPr>
               <w:pStyle w:val="Compact"/>
@@ -2137,6 +2163,7 @@
       </w:tr>
       <w:tr>
         <w:tc>
+          <w:tcPr/>
           <w:p>
             <w:pPr>
               <w:pStyle w:val="Compact"/>
@@ -2148,6 +2175,7 @@
           </w:p>
         </w:tc>
         <w:tc>
+          <w:tcPr/>
           <w:p>
             <w:pPr>
               <w:pStyle w:val="Compact"/>
@@ -2161,6 +2189,7 @@
       </w:tr>
       <w:tr>
         <w:tc>
+          <w:tcPr/>
           <w:p>
             <w:pPr>
               <w:pStyle w:val="Compact"/>
@@ -2172,6 +2201,7 @@
           </w:p>
         </w:tc>
         <w:tc>
+          <w:tcPr/>
           <w:p>
             <w:pPr>
               <w:pStyle w:val="Compact"/>
@@ -2185,6 +2215,7 @@
       </w:tr>
       <w:tr>
         <w:tc>
+          <w:tcPr/>
           <w:p>
             <w:pPr>
               <w:pStyle w:val="Compact"/>
@@ -2196,6 +2227,7 @@
           </w:p>
         </w:tc>
         <w:tc>
+          <w:tcPr/>
           <w:p>
             <w:pPr>
               <w:pStyle w:val="Compact"/>
@@ -2209,6 +2241,7 @@
       </w:tr>
       <w:tr>
         <w:tc>
+          <w:tcPr/>
           <w:p>
             <w:pPr>
               <w:pStyle w:val="Compact"/>
@@ -2220,6 +2253,7 @@
           </w:p>
         </w:tc>
         <w:tc>
+          <w:tcPr/>
           <w:p>
             <w:pPr>
               <w:pStyle w:val="Compact"/>
@@ -2233,6 +2267,7 @@
       </w:tr>
       <w:tr>
         <w:tc>
+          <w:tcPr/>
           <w:p>
             <w:pPr>
               <w:pStyle w:val="Compact"/>
@@ -2244,6 +2279,7 @@
           </w:p>
         </w:tc>
         <w:tc>
+          <w:tcPr/>
           <w:p>
             <w:pPr>
               <w:pStyle w:val="Compact"/>
@@ -2257,6 +2293,7 @@
       </w:tr>
       <w:tr>
         <w:tc>
+          <w:tcPr/>
           <w:p>
             <w:pPr>
               <w:pStyle w:val="Compact"/>
@@ -2268,6 +2305,7 @@
           </w:p>
         </w:tc>
         <w:tc>
+          <w:tcPr/>
           <w:p>
             <w:pPr>
               <w:pStyle w:val="Compact"/>
@@ -2281,6 +2319,7 @@
       </w:tr>
       <w:tr>
         <w:tc>
+          <w:tcPr/>
           <w:p>
             <w:pPr>
               <w:pStyle w:val="Compact"/>
@@ -2292,6 +2331,7 @@
           </w:p>
         </w:tc>
         <w:tc>
+          <w:tcPr/>
           <w:p>
             <w:pPr>
               <w:pStyle w:val="Compact"/>
@@ -2304,15 +2344,15 @@
         </w:tc>
       </w:tr>
     </w:tbl>
+    <w:bookmarkEnd w:id="37"/>
+    <w:bookmarkStart w:id="47" w:name="user-stories"/>
     <w:p>
       <w:pPr>
         <w:pStyle w:val="Heading1"/>
       </w:pPr>
-      <w:bookmarkStart w:id="34" w:name="user-stories"/>
       <w:r>
         <w:t xml:space="preserve">6. User stories</w:t>
       </w:r>
-      <w:bookmarkEnd w:id="34"/>
     </w:p>
     <w:p>
       <w:pPr>
@@ -2331,18 +2371,18 @@
           <wp:inline>
             <wp:extent cx="5334000" cy="2468304"/>
             <wp:effectExtent b="0" l="0" r="0" t="0"/>
-            <wp:docPr descr="Which stakeholder needs each epic serves, derived from the Trace column of its stories." title="" id="1" name="Picture"/>
+            <wp:docPr descr="Which stakeholder needs each epic serves, derived from the Trace column of its stories." title="" id="39" name="Picture"/>
             <a:graphic>
               <a:graphicData uri="http://schemas.openxmlformats.org/drawingml/2006/picture">
                 <pic:pic>
                   <pic:nvPicPr>
-                    <pic:cNvPr descr="diagrams/needs-epics.png" id="0" name="Picture"/>
+                    <pic:cNvPr descr="diagrams/needs-epics.png" id="40" name="Picture"/>
                     <pic:cNvPicPr>
                       <a:picLocks noChangeArrowheads="1" noChangeAspect="1"/>
                     </pic:cNvPicPr>
                   </pic:nvPicPr>
                   <pic:blipFill>
-                    <a:blip r:embed="rId35"/>
+                    <a:blip r:embed="rId38"/>
                     <a:stretch>
                       <a:fillRect/>
                     </a:stretch>
@@ -2397,21 +2437,21 @@
         <w:t xml:space="preserve">.</w:t>
       </w:r>
     </w:p>
+    <w:bookmarkStart w:id="41" w:name="epic-a-vehicle-data-platform"/>
     <w:p>
       <w:pPr>
         <w:pStyle w:val="Heading2"/>
       </w:pPr>
-      <w:bookmarkStart w:id="36" w:name="epic-a-vehicle-data-platform"/>
       <w:r>
         <w:t xml:space="preserve">Epic A: Vehicle data platform</w:t>
       </w:r>
-      <w:bookmarkEnd w:id="36"/>
     </w:p>
     <w:tbl>
       <w:tblPr>
         <w:tblStyle w:val="Table"/>
-        <w:tblW w:type="pct" w:w="5000.0"/>
-        <w:tblLook w:firstRow="1"/>
+        <w:tblW w:type="pct" w:w="5000"/>
+        <w:tblLook w:firstRow="1" w:lastRow="0" w:firstColumn="0" w:lastColumn="0" w:noHBand="0" w:noVBand="0" w:val="0020"/>
+        <w:jc w:val="start"/>
       </w:tblPr>
       <w:tblGrid>
         <w:gridCol w:w="475"/>
@@ -2421,15 +2461,10 @@
       </w:tblGrid>
       <w:tr>
         <w:trPr>
-          <w:cnfStyle w:firstRow="1"/>
+          <w:tblHeader w:val="true"/>
         </w:trPr>
         <w:tc>
-          <w:tcPr>
-            <w:tcBorders>
-              <w:bottom w:val="single"/>
-            </w:tcBorders>
-            <w:vAlign w:val="bottom"/>
-          </w:tcPr>
+          <w:tcPr/>
           <w:p>
             <w:pPr>
               <w:pStyle w:val="Compact"/>
@@ -2441,12 +2476,7 @@
           </w:p>
         </w:tc>
         <w:tc>
-          <w:tcPr>
-            <w:tcBorders>
-              <w:bottom w:val="single"/>
-            </w:tcBorders>
-            <w:vAlign w:val="bottom"/>
-          </w:tcPr>
+          <w:tcPr/>
           <w:p>
             <w:pPr>
               <w:pStyle w:val="Compact"/>
@@ -2458,12 +2488,7 @@
           </w:p>
         </w:tc>
         <w:tc>
-          <w:tcPr>
-            <w:tcBorders>
-              <w:bottom w:val="single"/>
-            </w:tcBorders>
-            <w:vAlign w:val="bottom"/>
-          </w:tcPr>
+          <w:tcPr/>
           <w:p>
             <w:pPr>
               <w:pStyle w:val="Compact"/>
@@ -2475,12 +2500,7 @@
           </w:p>
         </w:tc>
         <w:tc>
-          <w:tcPr>
-            <w:tcBorders>
-              <w:bottom w:val="single"/>
-            </w:tcBorders>
-            <w:vAlign w:val="bottom"/>
-          </w:tcPr>
+          <w:tcPr/>
           <w:p>
             <w:pPr>
               <w:pStyle w:val="Compact"/>
@@ -2494,6 +2514,7 @@
       </w:tr>
       <w:tr>
         <w:tc>
+          <w:tcPr/>
           <w:p>
             <w:pPr>
               <w:pStyle w:val="Compact"/>
@@ -2505,6 +2526,7 @@
           </w:p>
         </w:tc>
         <w:tc>
+          <w:tcPr/>
           <w:p>
             <w:pPr>
               <w:pStyle w:val="Compact"/>
@@ -2516,6 +2538,7 @@
           </w:p>
         </w:tc>
         <w:tc>
+          <w:tcPr/>
           <w:p>
             <w:pPr>
               <w:pStyle w:val="Compact"/>
@@ -2527,6 +2550,7 @@
           </w:p>
         </w:tc>
         <w:tc>
+          <w:tcPr/>
           <w:p>
             <w:pPr>
               <w:pStyle w:val="Compact"/>
@@ -2540,6 +2564,7 @@
       </w:tr>
       <w:tr>
         <w:tc>
+          <w:tcPr/>
           <w:p>
             <w:pPr>
               <w:pStyle w:val="Compact"/>
@@ -2551,6 +2576,7 @@
           </w:p>
         </w:tc>
         <w:tc>
+          <w:tcPr/>
           <w:p>
             <w:pPr>
               <w:pStyle w:val="Compact"/>
@@ -2562,6 +2588,7 @@
           </w:p>
         </w:tc>
         <w:tc>
+          <w:tcPr/>
           <w:p>
             <w:pPr>
               <w:pStyle w:val="Compact"/>
@@ -2573,6 +2600,7 @@
           </w:p>
         </w:tc>
         <w:tc>
+          <w:tcPr/>
           <w:p>
             <w:pPr>
               <w:pStyle w:val="Compact"/>
@@ -2586,6 +2614,7 @@
       </w:tr>
       <w:tr>
         <w:tc>
+          <w:tcPr/>
           <w:p>
             <w:pPr>
               <w:pStyle w:val="Compact"/>
@@ -2597,6 +2626,7 @@
           </w:p>
         </w:tc>
         <w:tc>
+          <w:tcPr/>
           <w:p>
             <w:pPr>
               <w:pStyle w:val="Compact"/>
@@ -2608,6 +2638,7 @@
           </w:p>
         </w:tc>
         <w:tc>
+          <w:tcPr/>
           <w:p>
             <w:pPr>
               <w:pStyle w:val="Compact"/>
@@ -2619,6 +2650,7 @@
           </w:p>
         </w:tc>
         <w:tc>
+          <w:tcPr/>
           <w:p>
             <w:pPr>
               <w:pStyle w:val="Compact"/>
@@ -2631,21 +2663,22 @@
         </w:tc>
       </w:tr>
     </w:tbl>
+    <w:bookmarkEnd w:id="41"/>
+    <w:bookmarkStart w:id="42" w:name="epic-b-telemetry"/>
     <w:p>
       <w:pPr>
         <w:pStyle w:val="Heading2"/>
       </w:pPr>
-      <w:bookmarkStart w:id="37" w:name="epic-b-telemetry"/>
       <w:r>
         <w:t xml:space="preserve">Epic B: Telemetry</w:t>
       </w:r>
-      <w:bookmarkEnd w:id="37"/>
     </w:p>
     <w:tbl>
       <w:tblPr>
         <w:tblStyle w:val="Table"/>
-        <w:tblW w:type="pct" w:w="5000.0"/>
-        <w:tblLook w:firstRow="1"/>
+        <w:tblW w:type="pct" w:w="5000"/>
+        <w:tblLook w:firstRow="1" w:lastRow="0" w:firstColumn="0" w:lastColumn="0" w:noHBand="0" w:noVBand="0" w:val="0020"/>
+        <w:jc w:val="start"/>
       </w:tblPr>
       <w:tblGrid>
         <w:gridCol w:w="475"/>
@@ -2655,15 +2688,10 @@
       </w:tblGrid>
       <w:tr>
         <w:trPr>
-          <w:cnfStyle w:firstRow="1"/>
+          <w:tblHeader w:val="true"/>
         </w:trPr>
         <w:tc>
-          <w:tcPr>
-            <w:tcBorders>
-              <w:bottom w:val="single"/>
-            </w:tcBorders>
-            <w:vAlign w:val="bottom"/>
-          </w:tcPr>
+          <w:tcPr/>
           <w:p>
             <w:pPr>
               <w:pStyle w:val="Compact"/>
@@ -2675,12 +2703,7 @@
           </w:p>
         </w:tc>
         <w:tc>
-          <w:tcPr>
-            <w:tcBorders>
-              <w:bottom w:val="single"/>
-            </w:tcBorders>
-            <w:vAlign w:val="bottom"/>
-          </w:tcPr>
+          <w:tcPr/>
           <w:p>
             <w:pPr>
               <w:pStyle w:val="Compact"/>
@@ -2692,12 +2715,7 @@
           </w:p>
         </w:tc>
         <w:tc>
-          <w:tcPr>
-            <w:tcBorders>
-              <w:bottom w:val="single"/>
-            </w:tcBorders>
-            <w:vAlign w:val="bottom"/>
-          </w:tcPr>
+          <w:tcPr/>
           <w:p>
             <w:pPr>
               <w:pStyle w:val="Compact"/>
@@ -2709,12 +2727,7 @@
           </w:p>
         </w:tc>
         <w:tc>
-          <w:tcPr>
-            <w:tcBorders>
-              <w:bottom w:val="single"/>
-            </w:tcBorders>
-            <w:vAlign w:val="bottom"/>
-          </w:tcPr>
+          <w:tcPr/>
           <w:p>
             <w:pPr>
               <w:pStyle w:val="Compact"/>
@@ -2728,6 +2741,7 @@
       </w:tr>
       <w:tr>
         <w:tc>
+          <w:tcPr/>
           <w:p>
             <w:pPr>
               <w:pStyle w:val="Compact"/>
@@ -2739,6 +2753,7 @@
           </w:p>
         </w:tc>
         <w:tc>
+          <w:tcPr/>
           <w:p>
             <w:pPr>
               <w:pStyle w:val="Compact"/>
@@ -2750,6 +2765,7 @@
           </w:p>
         </w:tc>
         <w:tc>
+          <w:tcPr/>
           <w:p>
             <w:pPr>
               <w:pStyle w:val="Compact"/>
@@ -2761,6 +2777,7 @@
           </w:p>
         </w:tc>
         <w:tc>
+          <w:tcPr/>
           <w:p>
             <w:pPr>
               <w:pStyle w:val="Compact"/>
@@ -2774,6 +2791,7 @@
       </w:tr>
       <w:tr>
         <w:tc>
+          <w:tcPr/>
           <w:p>
             <w:pPr>
               <w:pStyle w:val="Compact"/>
@@ -2785,6 +2803,7 @@
           </w:p>
         </w:tc>
         <w:tc>
+          <w:tcPr/>
           <w:p>
             <w:pPr>
               <w:pStyle w:val="Compact"/>
@@ -2796,6 +2815,7 @@
           </w:p>
         </w:tc>
         <w:tc>
+          <w:tcPr/>
           <w:p>
             <w:pPr>
               <w:pStyle w:val="Compact"/>
@@ -2807,6 +2827,7 @@
           </w:p>
         </w:tc>
         <w:tc>
+          <w:tcPr/>
           <w:p>
             <w:pPr>
               <w:pStyle w:val="Compact"/>
@@ -2819,21 +2840,22 @@
         </w:tc>
       </w:tr>
     </w:tbl>
+    <w:bookmarkEnd w:id="42"/>
+    <w:bookmarkStart w:id="43" w:name="epic-c-cluster-hmi"/>
     <w:p>
       <w:pPr>
         <w:pStyle w:val="Heading2"/>
       </w:pPr>
-      <w:bookmarkStart w:id="38" w:name="epic-c-cluster-hmi"/>
       <w:r>
         <w:t xml:space="preserve">Epic C: Cluster HMI</w:t>
       </w:r>
-      <w:bookmarkEnd w:id="38"/>
     </w:p>
     <w:tbl>
       <w:tblPr>
         <w:tblStyle w:val="Table"/>
-        <w:tblW w:type="pct" w:w="5000.0"/>
-        <w:tblLook w:firstRow="1"/>
+        <w:tblW w:type="pct" w:w="5000"/>
+        <w:tblLook w:firstRow="1" w:lastRow="0" w:firstColumn="0" w:lastColumn="0" w:noHBand="0" w:noVBand="0" w:val="0020"/>
+        <w:jc w:val="start"/>
       </w:tblPr>
       <w:tblGrid>
         <w:gridCol w:w="475"/>
@@ -2843,15 +2865,10 @@
       </w:tblGrid>
       <w:tr>
         <w:trPr>
-          <w:cnfStyle w:firstRow="1"/>
+          <w:tblHeader w:val="true"/>
         </w:trPr>
         <w:tc>
-          <w:tcPr>
-            <w:tcBorders>
-              <w:bottom w:val="single"/>
-            </w:tcBorders>
-            <w:vAlign w:val="bottom"/>
-          </w:tcPr>
+          <w:tcPr/>
           <w:p>
             <w:pPr>
               <w:pStyle w:val="Compact"/>
@@ -2863,12 +2880,7 @@
           </w:p>
         </w:tc>
         <w:tc>
-          <w:tcPr>
-            <w:tcBorders>
-              <w:bottom w:val="single"/>
-            </w:tcBorders>
-            <w:vAlign w:val="bottom"/>
-          </w:tcPr>
+          <w:tcPr/>
           <w:p>
             <w:pPr>
               <w:pStyle w:val="Compact"/>
@@ -2880,12 +2892,7 @@
           </w:p>
         </w:tc>
         <w:tc>
-          <w:tcPr>
-            <w:tcBorders>
-              <w:bottom w:val="single"/>
-            </w:tcBorders>
-            <w:vAlign w:val="bottom"/>
-          </w:tcPr>
+          <w:tcPr/>
           <w:p>
             <w:pPr>
               <w:pStyle w:val="Compact"/>
@@ -2897,12 +2904,7 @@
           </w:p>
         </w:tc>
         <w:tc>
-          <w:tcPr>
-            <w:tcBorders>
-              <w:bottom w:val="single"/>
-            </w:tcBorders>
-            <w:vAlign w:val="bottom"/>
-          </w:tcPr>
+          <w:tcPr/>
           <w:p>
             <w:pPr>
               <w:pStyle w:val="Compact"/>
@@ -2916,6 +2918,7 @@
       </w:tr>
       <w:tr>
         <w:tc>
+          <w:tcPr/>
           <w:p>
             <w:pPr>
               <w:pStyle w:val="Compact"/>
@@ -2927,6 +2930,7 @@
           </w:p>
         </w:tc>
         <w:tc>
+          <w:tcPr/>
           <w:p>
             <w:pPr>
               <w:pStyle w:val="Compact"/>
@@ -2938,6 +2942,7 @@
           </w:p>
         </w:tc>
         <w:tc>
+          <w:tcPr/>
           <w:p>
             <w:pPr>
               <w:pStyle w:val="Compact"/>
@@ -2949,6 +2954,7 @@
           </w:p>
         </w:tc>
         <w:tc>
+          <w:tcPr/>
           <w:p>
             <w:pPr>
               <w:pStyle w:val="Compact"/>
@@ -2962,6 +2968,7 @@
       </w:tr>
       <w:tr>
         <w:tc>
+          <w:tcPr/>
           <w:p>
             <w:pPr>
               <w:pStyle w:val="Compact"/>
@@ -2973,6 +2980,7 @@
           </w:p>
         </w:tc>
         <w:tc>
+          <w:tcPr/>
           <w:p>
             <w:pPr>
               <w:pStyle w:val="Compact"/>
@@ -2984,6 +2992,7 @@
           </w:p>
         </w:tc>
         <w:tc>
+          <w:tcPr/>
           <w:p>
             <w:pPr>
               <w:pStyle w:val="Compact"/>
@@ -2995,6 +3004,7 @@
           </w:p>
         </w:tc>
         <w:tc>
+          <w:tcPr/>
           <w:p>
             <w:pPr>
               <w:pStyle w:val="Compact"/>
@@ -3008,6 +3018,7 @@
       </w:tr>
       <w:tr>
         <w:tc>
+          <w:tcPr/>
           <w:p>
             <w:pPr>
               <w:pStyle w:val="Compact"/>
@@ -3019,6 +3030,7 @@
           </w:p>
         </w:tc>
         <w:tc>
+          <w:tcPr/>
           <w:p>
             <w:pPr>
               <w:pStyle w:val="Compact"/>
@@ -3030,6 +3042,7 @@
           </w:p>
         </w:tc>
         <w:tc>
+          <w:tcPr/>
           <w:p>
             <w:pPr>
               <w:pStyle w:val="Compact"/>
@@ -3041,6 +3054,7 @@
           </w:p>
         </w:tc>
         <w:tc>
+          <w:tcPr/>
           <w:p>
             <w:pPr>
               <w:pStyle w:val="Compact"/>
@@ -3054,6 +3068,7 @@
       </w:tr>
       <w:tr>
         <w:tc>
+          <w:tcPr/>
           <w:p>
             <w:pPr>
               <w:pStyle w:val="Compact"/>
@@ -3065,6 +3080,7 @@
           </w:p>
         </w:tc>
         <w:tc>
+          <w:tcPr/>
           <w:p>
             <w:pPr>
               <w:pStyle w:val="Compact"/>
@@ -3076,6 +3092,7 @@
           </w:p>
         </w:tc>
         <w:tc>
+          <w:tcPr/>
           <w:p>
             <w:pPr>
               <w:pStyle w:val="Compact"/>
@@ -3087,6 +3104,7 @@
           </w:p>
         </w:tc>
         <w:tc>
+          <w:tcPr/>
           <w:p>
             <w:pPr>
               <w:pStyle w:val="Compact"/>
@@ -3099,21 +3117,22 @@
         </w:tc>
       </w:tr>
     </w:tbl>
+    <w:bookmarkEnd w:id="43"/>
+    <w:bookmarkStart w:id="44" w:name="epic-d-evidence"/>
     <w:p>
       <w:pPr>
         <w:pStyle w:val="Heading2"/>
       </w:pPr>
-      <w:bookmarkStart w:id="39" w:name="epic-d-evidence"/>
       <w:r>
         <w:t xml:space="preserve">Epic D: Evidence</w:t>
       </w:r>
-      <w:bookmarkEnd w:id="39"/>
     </w:p>
     <w:tbl>
       <w:tblPr>
         <w:tblStyle w:val="Table"/>
-        <w:tblW w:type="pct" w:w="5000.0"/>
-        <w:tblLook w:firstRow="1"/>
+        <w:tblW w:type="pct" w:w="5000"/>
+        <w:tblLook w:firstRow="1" w:lastRow="0" w:firstColumn="0" w:lastColumn="0" w:noHBand="0" w:noVBand="0" w:val="0020"/>
+        <w:jc w:val="start"/>
       </w:tblPr>
       <w:tblGrid>
         <w:gridCol w:w="475"/>
@@ -3123,15 +3142,10 @@
       </w:tblGrid>
       <w:tr>
         <w:trPr>
-          <w:cnfStyle w:firstRow="1"/>
+          <w:tblHeader w:val="true"/>
         </w:trPr>
         <w:tc>
-          <w:tcPr>
-            <w:tcBorders>
-              <w:bottom w:val="single"/>
-            </w:tcBorders>
-            <w:vAlign w:val="bottom"/>
-          </w:tcPr>
+          <w:tcPr/>
           <w:p>
             <w:pPr>
               <w:pStyle w:val="Compact"/>
@@ -3143,12 +3157,7 @@
           </w:p>
         </w:tc>
         <w:tc>
-          <w:tcPr>
-            <w:tcBorders>
-              <w:bottom w:val="single"/>
-            </w:tcBorders>
-            <w:vAlign w:val="bottom"/>
-          </w:tcPr>
+          <w:tcPr/>
           <w:p>
             <w:pPr>
               <w:pStyle w:val="Compact"/>
@@ -3160,12 +3169,7 @@
           </w:p>
         </w:tc>
         <w:tc>
-          <w:tcPr>
-            <w:tcBorders>
-              <w:bottom w:val="single"/>
-            </w:tcBorders>
-            <w:vAlign w:val="bottom"/>
-          </w:tcPr>
+          <w:tcPr/>
           <w:p>
             <w:pPr>
               <w:pStyle w:val="Compact"/>
@@ -3177,12 +3181,7 @@
           </w:p>
         </w:tc>
         <w:tc>
-          <w:tcPr>
-            <w:tcBorders>
-              <w:bottom w:val="single"/>
-            </w:tcBorders>
-            <w:vAlign w:val="bottom"/>
-          </w:tcPr>
+          <w:tcPr/>
           <w:p>
             <w:pPr>
               <w:pStyle w:val="Compact"/>
@@ -3196,6 +3195,7 @@
       </w:tr>
       <w:tr>
         <w:tc>
+          <w:tcPr/>
           <w:p>
             <w:pPr>
               <w:pStyle w:val="Compact"/>
@@ -3207,6 +3207,7 @@
           </w:p>
         </w:tc>
         <w:tc>
+          <w:tcPr/>
           <w:p>
             <w:pPr>
               <w:pStyle w:val="Compact"/>
@@ -3218,6 +3219,7 @@
           </w:p>
         </w:tc>
         <w:tc>
+          <w:tcPr/>
           <w:p>
             <w:pPr>
               <w:pStyle w:val="Compact"/>
@@ -3229,6 +3231,7 @@
           </w:p>
         </w:tc>
         <w:tc>
+          <w:tcPr/>
           <w:p>
             <w:pPr>
               <w:pStyle w:val="Compact"/>
@@ -3242,6 +3245,7 @@
       </w:tr>
       <w:tr>
         <w:tc>
+          <w:tcPr/>
           <w:p>
             <w:pPr>
               <w:pStyle w:val="Compact"/>
@@ -3253,6 +3257,7 @@
           </w:p>
         </w:tc>
         <w:tc>
+          <w:tcPr/>
           <w:p>
             <w:pPr>
               <w:pStyle w:val="Compact"/>
@@ -3264,6 +3269,7 @@
           </w:p>
         </w:tc>
         <w:tc>
+          <w:tcPr/>
           <w:p>
             <w:pPr>
               <w:pStyle w:val="Compact"/>
@@ -3275,6 +3281,7 @@
           </w:p>
         </w:tc>
         <w:tc>
+          <w:tcPr/>
           <w:p>
             <w:pPr>
               <w:pStyle w:val="Compact"/>
@@ -3287,21 +3294,22 @@
         </w:tc>
       </w:tr>
     </w:tbl>
+    <w:bookmarkEnd w:id="44"/>
+    <w:bookmarkStart w:id="45" w:name="epic-e-driver-monitoring-and-closed-loop"/>
     <w:p>
       <w:pPr>
         <w:pStyle w:val="Heading2"/>
       </w:pPr>
-      <w:bookmarkStart w:id="40" w:name="epic-e-driver-monitoring-and-closed-loop"/>
       <w:r>
         <w:t xml:space="preserve">Epic E: Driver monitoring and closed loop</w:t>
       </w:r>
-      <w:bookmarkEnd w:id="40"/>
     </w:p>
     <w:tbl>
       <w:tblPr>
         <w:tblStyle w:val="Table"/>
-        <w:tblW w:type="pct" w:w="5000.0"/>
-        <w:tblLook w:firstRow="1"/>
+        <w:tblW w:type="pct" w:w="5000"/>
+        <w:tblLook w:firstRow="1" w:lastRow="0" w:firstColumn="0" w:lastColumn="0" w:noHBand="0" w:noVBand="0" w:val="0020"/>
+        <w:jc w:val="start"/>
       </w:tblPr>
       <w:tblGrid>
         <w:gridCol w:w="475"/>
@@ -3311,15 +3319,10 @@
       </w:tblGrid>
       <w:tr>
         <w:trPr>
-          <w:cnfStyle w:firstRow="1"/>
+          <w:tblHeader w:val="true"/>
         </w:trPr>
         <w:tc>
-          <w:tcPr>
-            <w:tcBorders>
-              <w:bottom w:val="single"/>
-            </w:tcBorders>
-            <w:vAlign w:val="bottom"/>
-          </w:tcPr>
+          <w:tcPr/>
           <w:p>
             <w:pPr>
               <w:pStyle w:val="Compact"/>
@@ -3331,12 +3334,7 @@
           </w:p>
         </w:tc>
         <w:tc>
-          <w:tcPr>
-            <w:tcBorders>
-              <w:bottom w:val="single"/>
-            </w:tcBorders>
-            <w:vAlign w:val="bottom"/>
-          </w:tcPr>
+          <w:tcPr/>
           <w:p>
             <w:pPr>
               <w:pStyle w:val="Compact"/>
@@ -3348,12 +3346,7 @@
           </w:p>
         </w:tc>
         <w:tc>
-          <w:tcPr>
-            <w:tcBorders>
-              <w:bottom w:val="single"/>
-            </w:tcBorders>
-            <w:vAlign w:val="bottom"/>
-          </w:tcPr>
+          <w:tcPr/>
           <w:p>
             <w:pPr>
               <w:pStyle w:val="Compact"/>
@@ -3365,12 +3358,7 @@
           </w:p>
         </w:tc>
         <w:tc>
-          <w:tcPr>
-            <w:tcBorders>
-              <w:bottom w:val="single"/>
-            </w:tcBorders>
-            <w:vAlign w:val="bottom"/>
-          </w:tcPr>
+          <w:tcPr/>
           <w:p>
             <w:pPr>
               <w:pStyle w:val="Compact"/>
@@ -3384,6 +3372,7 @@
       </w:tr>
       <w:tr>
         <w:tc>
+          <w:tcPr/>
           <w:p>
             <w:pPr>
               <w:pStyle w:val="Compact"/>
@@ -3395,6 +3384,7 @@
           </w:p>
         </w:tc>
         <w:tc>
+          <w:tcPr/>
           <w:p>
             <w:pPr>
               <w:pStyle w:val="Compact"/>
@@ -3406,6 +3396,7 @@
           </w:p>
         </w:tc>
         <w:tc>
+          <w:tcPr/>
           <w:p>
             <w:pPr>
               <w:pStyle w:val="Compact"/>
@@ -3417,6 +3408,7 @@
           </w:p>
         </w:tc>
         <w:tc>
+          <w:tcPr/>
           <w:p>
             <w:pPr>
               <w:pStyle w:val="Compact"/>
@@ -3430,6 +3422,7 @@
       </w:tr>
       <w:tr>
         <w:tc>
+          <w:tcPr/>
           <w:p>
             <w:pPr>
               <w:pStyle w:val="Compact"/>
@@ -3441,6 +3434,7 @@
           </w:p>
         </w:tc>
         <w:tc>
+          <w:tcPr/>
           <w:p>
             <w:pPr>
               <w:pStyle w:val="Compact"/>
@@ -3452,6 +3446,7 @@
           </w:p>
         </w:tc>
         <w:tc>
+          <w:tcPr/>
           <w:p>
             <w:pPr>
               <w:pStyle w:val="Compact"/>
@@ -3463,6 +3458,7 @@
           </w:p>
         </w:tc>
         <w:tc>
+          <w:tcPr/>
           <w:p>
             <w:pPr>
               <w:pStyle w:val="Compact"/>
@@ -3476,6 +3472,7 @@
       </w:tr>
       <w:tr>
         <w:tc>
+          <w:tcPr/>
           <w:p>
             <w:pPr>
               <w:pStyle w:val="Compact"/>
@@ -3487,6 +3484,7 @@
           </w:p>
         </w:tc>
         <w:tc>
+          <w:tcPr/>
           <w:p>
             <w:pPr>
               <w:pStyle w:val="Compact"/>
@@ -3498,6 +3496,7 @@
           </w:p>
         </w:tc>
         <w:tc>
+          <w:tcPr/>
           <w:p>
             <w:pPr>
               <w:pStyle w:val="Compact"/>
@@ -3509,6 +3508,7 @@
           </w:p>
         </w:tc>
         <w:tc>
+          <w:tcPr/>
           <w:p>
             <w:pPr>
               <w:pStyle w:val="Compact"/>
@@ -3521,21 +3521,22 @@
         </w:tc>
       </w:tr>
     </w:tbl>
+    <w:bookmarkEnd w:id="45"/>
+    <w:bookmarkStart w:id="46" w:name="epic-f-compliance-readiness"/>
     <w:p>
       <w:pPr>
         <w:pStyle w:val="Heading2"/>
       </w:pPr>
-      <w:bookmarkStart w:id="41" w:name="epic-f-compliance-readiness"/>
       <w:r>
         <w:t xml:space="preserve">Epic F: Compliance readiness</w:t>
       </w:r>
-      <w:bookmarkEnd w:id="41"/>
     </w:p>
     <w:tbl>
       <w:tblPr>
         <w:tblStyle w:val="Table"/>
-        <w:tblW w:type="pct" w:w="5000.0"/>
-        <w:tblLook w:firstRow="1"/>
+        <w:tblW w:type="pct" w:w="5000"/>
+        <w:tblLook w:firstRow="1" w:lastRow="0" w:firstColumn="0" w:lastColumn="0" w:noHBand="0" w:noVBand="0" w:val="0020"/>
+        <w:jc w:val="start"/>
       </w:tblPr>
       <w:tblGrid>
         <w:gridCol w:w="475"/>
@@ -3545,15 +3546,10 @@
       </w:tblGrid>
       <w:tr>
         <w:trPr>
-          <w:cnfStyle w:firstRow="1"/>
+          <w:tblHeader w:val="true"/>
         </w:trPr>
         <w:tc>
-          <w:tcPr>
-            <w:tcBorders>
-              <w:bottom w:val="single"/>
-            </w:tcBorders>
-            <w:vAlign w:val="bottom"/>
-          </w:tcPr>
+          <w:tcPr/>
           <w:p>
             <w:pPr>
               <w:pStyle w:val="Compact"/>
@@ -3565,12 +3561,7 @@
           </w:p>
         </w:tc>
         <w:tc>
-          <w:tcPr>
-            <w:tcBorders>
-              <w:bottom w:val="single"/>
-            </w:tcBorders>
-            <w:vAlign w:val="bottom"/>
-          </w:tcPr>
+          <w:tcPr/>
           <w:p>
             <w:pPr>
               <w:pStyle w:val="Compact"/>
@@ -3582,12 +3573,7 @@
           </w:p>
         </w:tc>
         <w:tc>
-          <w:tcPr>
-            <w:tcBorders>
-              <w:bottom w:val="single"/>
-            </w:tcBorders>
-            <w:vAlign w:val="bottom"/>
-          </w:tcPr>
+          <w:tcPr/>
           <w:p>
             <w:pPr>
               <w:pStyle w:val="Compact"/>
@@ -3599,12 +3585,7 @@
           </w:p>
         </w:tc>
         <w:tc>
-          <w:tcPr>
-            <w:tcBorders>
-              <w:bottom w:val="single"/>
-            </w:tcBorders>
-            <w:vAlign w:val="bottom"/>
-          </w:tcPr>
+          <w:tcPr/>
           <w:p>
             <w:pPr>
               <w:pStyle w:val="Compact"/>
@@ -3618,6 +3599,7 @@
       </w:tr>
       <w:tr>
         <w:tc>
+          <w:tcPr/>
           <w:p>
             <w:pPr>
               <w:pStyle w:val="Compact"/>
@@ -3629,6 +3611,7 @@
           </w:p>
         </w:tc>
         <w:tc>
+          <w:tcPr/>
           <w:p>
             <w:pPr>
               <w:pStyle w:val="Compact"/>
@@ -3640,6 +3623,7 @@
           </w:p>
         </w:tc>
         <w:tc>
+          <w:tcPr/>
           <w:p>
             <w:pPr>
               <w:pStyle w:val="Compact"/>
@@ -3651,6 +3635,7 @@
           </w:p>
         </w:tc>
         <w:tc>
+          <w:tcPr/>
           <w:p>
             <w:pPr>
               <w:pStyle w:val="Compact"/>
@@ -3664,6 +3649,7 @@
       </w:tr>
       <w:tr>
         <w:tc>
+          <w:tcPr/>
           <w:p>
             <w:pPr>
               <w:pStyle w:val="Compact"/>
@@ -3675,6 +3661,7 @@
           </w:p>
         </w:tc>
         <w:tc>
+          <w:tcPr/>
           <w:p>
             <w:pPr>
               <w:pStyle w:val="Compact"/>
@@ -3686,6 +3673,7 @@
           </w:p>
         </w:tc>
         <w:tc>
+          <w:tcPr/>
           <w:p>
             <w:pPr>
               <w:pStyle w:val="Compact"/>
@@ -3697,6 +3685,7 @@
           </w:p>
         </w:tc>
         <w:tc>
+          <w:tcPr/>
           <w:p>
             <w:pPr>
               <w:pStyle w:val="Compact"/>
@@ -3710,6 +3699,7 @@
       </w:tr>
       <w:tr>
         <w:tc>
+          <w:tcPr/>
           <w:p>
             <w:pPr>
               <w:pStyle w:val="Compact"/>
@@ -3721,6 +3711,7 @@
           </w:p>
         </w:tc>
         <w:tc>
+          <w:tcPr/>
           <w:p>
             <w:pPr>
               <w:pStyle w:val="Compact"/>
@@ -3732,6 +3723,7 @@
           </w:p>
         </w:tc>
         <w:tc>
+          <w:tcPr/>
           <w:p>
             <w:pPr>
               <w:pStyle w:val="Compact"/>
@@ -3743,6 +3735,7 @@
           </w:p>
         </w:tc>
         <w:tc>
+          <w:tcPr/>
           <w:p>
             <w:pPr>
               <w:pStyle w:val="Compact"/>
@@ -3755,15 +3748,16 @@
         </w:tc>
       </w:tr>
     </w:tbl>
+    <w:bookmarkEnd w:id="46"/>
+    <w:bookmarkEnd w:id="47"/>
+    <w:bookmarkStart w:id="48" w:name="acceptance-at-the-sprint-1-review"/>
     <w:p>
       <w:pPr>
         <w:pStyle w:val="Heading1"/>
       </w:pPr>
-      <w:bookmarkStart w:id="42" w:name="acceptance-at-the-sprint-1-review"/>
       <w:r>
         <w:t xml:space="preserve">7. Acceptance at the sprint 1 review</w:t>
       </w:r>
-      <w:bookmarkEnd w:id="42"/>
     </w:p>
     <w:p>
       <w:pPr>
@@ -3775,11 +3769,11 @@
     </w:p>
     <w:p>
       <w:pPr>
+        <w:numPr>
+          <w:ilvl w:val="0"/>
+          <w:numId w:val="1002"/>
+        </w:numPr>
         <w:pStyle w:val="Compact"/>
-        <w:numPr>
-          <w:numId w:val="1002"/>
-          <w:ilvl w:val="0"/>
-        </w:numPr>
       </w:pPr>
       <w:r>
         <w:t xml:space="preserve">The first prototype live: the simulated drive cycle published through the broker and rendered on the Flutter cluster, on the 2560 x 720 strip display.</w:t>
@@ -3787,11 +3781,11 @@
     </w:p>
     <w:p>
       <w:pPr>
+        <w:numPr>
+          <w:ilvl w:val="0"/>
+          <w:numId w:val="1002"/>
+        </w:numPr>
         <w:pStyle w:val="Compact"/>
-        <w:numPr>
-          <w:numId w:val="1002"/>
-          <w:ilvl w:val="0"/>
-        </w:numPr>
       </w:pPr>
       <w:r>
         <w:t xml:space="preserve">A walkthrough of this document and PULSE-SyRS-001 with the sponsor, with review comments recorded into the sprint 2 backlog.</w:t>
@@ -3799,11 +3793,11 @@
     </w:p>
     <w:p>
       <w:pPr>
+        <w:numPr>
+          <w:ilvl w:val="0"/>
+          <w:numId w:val="1002"/>
+        </w:numPr>
         <w:pStyle w:val="Compact"/>
-        <w:numPr>
-          <w:numId w:val="1002"/>
-          <w:ilvl w:val="0"/>
-        </w:numPr>
       </w:pPr>
       <w:r>
         <w:t xml:space="preserve">PULSE-RTM-001 regenerated on the day, showing per-requirement status at week 3.</w:t>
@@ -3811,31 +3805,32 @@
     </w:p>
     <w:p>
       <w:pPr>
+        <w:numPr>
+          <w:ilvl w:val="0"/>
+          <w:numId w:val="1002"/>
+        </w:numPr>
         <w:pStyle w:val="Compact"/>
-        <w:numPr>
-          <w:numId w:val="1002"/>
-          <w:ilvl w:val="0"/>
-        </w:numPr>
       </w:pPr>
       <w:r>
         <w:t xml:space="preserve">The sprint 2 plan: completion of the signal layer and Flutter cluster verification, start of the virtual CAN feeder.</w:t>
       </w:r>
     </w:p>
+    <w:bookmarkEnd w:id="48"/>
+    <w:bookmarkStart w:id="49" w:name="glossary"/>
     <w:p>
       <w:pPr>
         <w:pStyle w:val="Heading1"/>
       </w:pPr>
-      <w:bookmarkStart w:id="43" w:name="glossary"/>
       <w:r>
         <w:t xml:space="preserve">8. Glossary</w:t>
       </w:r>
-      <w:bookmarkEnd w:id="43"/>
     </w:p>
     <w:tbl>
       <w:tblPr>
         <w:tblStyle w:val="Table"/>
-        <w:tblW w:type="pct" w:w="5000.0"/>
-        <w:tblLook w:firstRow="1"/>
+        <w:tblW w:type="pct" w:w="5000"/>
+        <w:tblLook w:firstRow="1" w:lastRow="0" w:firstColumn="0" w:lastColumn="0" w:noHBand="0" w:noVBand="0" w:val="0020"/>
+        <w:jc w:val="start"/>
       </w:tblPr>
       <w:tblGrid>
         <w:gridCol w:w="1188"/>
@@ -3843,15 +3838,10 @@
       </w:tblGrid>
       <w:tr>
         <w:trPr>
-          <w:cnfStyle w:firstRow="1"/>
+          <w:tblHeader w:val="true"/>
         </w:trPr>
         <w:tc>
-          <w:tcPr>
-            <w:tcBorders>
-              <w:bottom w:val="single"/>
-            </w:tcBorders>
-            <w:vAlign w:val="bottom"/>
-          </w:tcPr>
+          <w:tcPr/>
           <w:p>
             <w:pPr>
               <w:pStyle w:val="Compact"/>
@@ -3863,12 +3853,7 @@
           </w:p>
         </w:tc>
         <w:tc>
-          <w:tcPr>
-            <w:tcBorders>
-              <w:bottom w:val="single"/>
-            </w:tcBorders>
-            <w:vAlign w:val="bottom"/>
-          </w:tcPr>
+          <w:tcPr/>
           <w:p>
             <w:pPr>
               <w:pStyle w:val="Compact"/>
@@ -3882,6 +3867,7 @@
       </w:tr>
       <w:tr>
         <w:tc>
+          <w:tcPr/>
           <w:p>
             <w:pPr>
               <w:pStyle w:val="Compact"/>
@@ -3893,6 +3879,7 @@
           </w:p>
         </w:tc>
         <w:tc>
+          <w:tcPr/>
           <w:p>
             <w:pPr>
               <w:pStyle w:val="Compact"/>
@@ -3906,6 +3893,7 @@
       </w:tr>
       <w:tr>
         <w:tc>
+          <w:tcPr/>
           <w:p>
             <w:pPr>
               <w:pStyle w:val="Compact"/>
@@ -3917,6 +3905,7 @@
           </w:p>
         </w:tc>
         <w:tc>
+          <w:tcPr/>
           <w:p>
             <w:pPr>
               <w:pStyle w:val="Compact"/>
@@ -3930,6 +3919,7 @@
       </w:tr>
       <w:tr>
         <w:tc>
+          <w:tcPr/>
           <w:p>
             <w:pPr>
               <w:pStyle w:val="Compact"/>
@@ -3941,6 +3931,7 @@
           </w:p>
         </w:tc>
         <w:tc>
+          <w:tcPr/>
           <w:p>
             <w:pPr>
               <w:pStyle w:val="Compact"/>
@@ -3954,6 +3945,7 @@
       </w:tr>
       <w:tr>
         <w:tc>
+          <w:tcPr/>
           <w:p>
             <w:pPr>
               <w:pStyle w:val="Compact"/>
@@ -3965,6 +3957,7 @@
           </w:p>
         </w:tc>
         <w:tc>
+          <w:tcPr/>
           <w:p>
             <w:pPr>
               <w:pStyle w:val="Compact"/>
@@ -3978,6 +3971,7 @@
       </w:tr>
       <w:tr>
         <w:tc>
+          <w:tcPr/>
           <w:p>
             <w:pPr>
               <w:pStyle w:val="Compact"/>
@@ -3989,6 +3983,7 @@
           </w:p>
         </w:tc>
         <w:tc>
+          <w:tcPr/>
           <w:p>
             <w:pPr>
               <w:pStyle w:val="Compact"/>
@@ -4002,6 +3997,7 @@
       </w:tr>
       <w:tr>
         <w:tc>
+          <w:tcPr/>
           <w:p>
             <w:pPr>
               <w:pStyle w:val="Compact"/>
@@ -4013,6 +4009,7 @@
           </w:p>
         </w:tc>
         <w:tc>
+          <w:tcPr/>
           <w:p>
             <w:pPr>
               <w:pStyle w:val="Compact"/>
@@ -4026,6 +4023,7 @@
       </w:tr>
       <w:tr>
         <w:tc>
+          <w:tcPr/>
           <w:p>
             <w:pPr>
               <w:pStyle w:val="Compact"/>
@@ -4037,6 +4035,7 @@
           </w:p>
         </w:tc>
         <w:tc>
+          <w:tcPr/>
           <w:p>
             <w:pPr>
               <w:pStyle w:val="Compact"/>
@@ -4050,6 +4049,7 @@
       </w:tr>
       <w:tr>
         <w:tc>
+          <w:tcPr/>
           <w:p>
             <w:pPr>
               <w:pStyle w:val="Compact"/>
@@ -4061,6 +4061,7 @@
           </w:p>
         </w:tc>
         <w:tc>
+          <w:tcPr/>
           <w:p>
             <w:pPr>
               <w:pStyle w:val="Compact"/>
@@ -4074,6 +4075,7 @@
       </w:tr>
       <w:tr>
         <w:tc>
+          <w:tcPr/>
           <w:p>
             <w:pPr>
               <w:pStyle w:val="Compact"/>
@@ -4085,6 +4087,7 @@
           </w:p>
         </w:tc>
         <w:tc>
+          <w:tcPr/>
           <w:p>
             <w:pPr>
               <w:pStyle w:val="Compact"/>
@@ -4098,6 +4101,7 @@
       </w:tr>
       <w:tr>
         <w:tc>
+          <w:tcPr/>
           <w:p>
             <w:pPr>
               <w:pStyle w:val="Compact"/>
@@ -4109,6 +4113,7 @@
           </w:p>
         </w:tc>
         <w:tc>
+          <w:tcPr/>
           <w:p>
             <w:pPr>
               <w:pStyle w:val="Compact"/>
@@ -4122,6 +4127,7 @@
       </w:tr>
       <w:tr>
         <w:tc>
+          <w:tcPr/>
           <w:p>
             <w:pPr>
               <w:pStyle w:val="Compact"/>
@@ -4133,6 +4139,7 @@
           </w:p>
         </w:tc>
         <w:tc>
+          <w:tcPr/>
           <w:p>
             <w:pPr>
               <w:pStyle w:val="Compact"/>
@@ -4146,6 +4153,7 @@
       </w:tr>
       <w:tr>
         <w:tc>
+          <w:tcPr/>
           <w:p>
             <w:pPr>
               <w:pStyle w:val="Compact"/>
@@ -4157,6 +4165,7 @@
           </w:p>
         </w:tc>
         <w:tc>
+          <w:tcPr/>
           <w:p>
             <w:pPr>
               <w:pStyle w:val="Compact"/>
@@ -4170,6 +4179,7 @@
       </w:tr>
       <w:tr>
         <w:tc>
+          <w:tcPr/>
           <w:p>
             <w:pPr>
               <w:pStyle w:val="Compact"/>
@@ -4181,6 +4191,7 @@
           </w:p>
         </w:tc>
         <w:tc>
+          <w:tcPr/>
           <w:p>
             <w:pPr>
               <w:pStyle w:val="Compact"/>
@@ -4194,6 +4205,7 @@
       </w:tr>
       <w:tr>
         <w:tc>
+          <w:tcPr/>
           <w:p>
             <w:pPr>
               <w:pStyle w:val="Compact"/>
@@ -4205,6 +4217,7 @@
           </w:p>
         </w:tc>
         <w:tc>
+          <w:tcPr/>
           <w:p>
             <w:pPr>
               <w:pStyle w:val="Compact"/>
@@ -4218,6 +4231,7 @@
       </w:tr>
       <w:tr>
         <w:tc>
+          <w:tcPr/>
           <w:p>
             <w:pPr>
               <w:pStyle w:val="Compact"/>
@@ -4229,6 +4243,7 @@
           </w:p>
         </w:tc>
         <w:tc>
+          <w:tcPr/>
           <w:p>
             <w:pPr>
               <w:pStyle w:val="Compact"/>
@@ -4242,6 +4257,7 @@
       </w:tr>
       <w:tr>
         <w:tc>
+          <w:tcPr/>
           <w:p>
             <w:pPr>
               <w:pStyle w:val="Compact"/>
@@ -4253,6 +4269,7 @@
           </w:p>
         </w:tc>
         <w:tc>
+          <w:tcPr/>
           <w:p>
             <w:pPr>
               <w:pStyle w:val="Compact"/>
@@ -4266,6 +4283,7 @@
       </w:tr>
       <w:tr>
         <w:tc>
+          <w:tcPr/>
           <w:p>
             <w:pPr>
               <w:pStyle w:val="Compact"/>
@@ -4277,6 +4295,7 @@
           </w:p>
         </w:tc>
         <w:tc>
+          <w:tcPr/>
           <w:p>
             <w:pPr>
               <w:pStyle w:val="Compact"/>
@@ -4290,6 +4309,7 @@
       </w:tr>
       <w:tr>
         <w:tc>
+          <w:tcPr/>
           <w:p>
             <w:pPr>
               <w:pStyle w:val="Compact"/>
@@ -4301,6 +4321,7 @@
           </w:p>
         </w:tc>
         <w:tc>
+          <w:tcPr/>
           <w:p>
             <w:pPr>
               <w:pStyle w:val="Compact"/>
@@ -4314,6 +4335,7 @@
       </w:tr>
       <w:tr>
         <w:tc>
+          <w:tcPr/>
           <w:p>
             <w:pPr>
               <w:pStyle w:val="Compact"/>
@@ -4325,6 +4347,7 @@
           </w:p>
         </w:tc>
         <w:tc>
+          <w:tcPr/>
           <w:p>
             <w:pPr>
               <w:pStyle w:val="Compact"/>
@@ -4338,6 +4361,7 @@
       </w:tr>
       <w:tr>
         <w:tc>
+          <w:tcPr/>
           <w:p>
             <w:pPr>
               <w:pStyle w:val="Compact"/>
@@ -4349,6 +4373,7 @@
           </w:p>
         </w:tc>
         <w:tc>
+          <w:tcPr/>
           <w:p>
             <w:pPr>
               <w:pStyle w:val="Compact"/>
@@ -4362,6 +4387,7 @@
       </w:tr>
       <w:tr>
         <w:tc>
+          <w:tcPr/>
           <w:p>
             <w:pPr>
               <w:pStyle w:val="Compact"/>
@@ -4373,6 +4399,7 @@
           </w:p>
         </w:tc>
         <w:tc>
+          <w:tcPr/>
           <w:p>
             <w:pPr>
               <w:pStyle w:val="Compact"/>
@@ -4386,6 +4413,7 @@
       </w:tr>
       <w:tr>
         <w:tc>
+          <w:tcPr/>
           <w:p>
             <w:pPr>
               <w:pStyle w:val="Compact"/>
@@ -4397,6 +4425,7 @@
           </w:p>
         </w:tc>
         <w:tc>
+          <w:tcPr/>
           <w:p>
             <w:pPr>
               <w:pStyle w:val="Compact"/>
@@ -4410,6 +4439,7 @@
       </w:tr>
       <w:tr>
         <w:tc>
+          <w:tcPr/>
           <w:p>
             <w:pPr>
               <w:pStyle w:val="Compact"/>
@@ -4421,6 +4451,7 @@
           </w:p>
         </w:tc>
         <w:tc>
+          <w:tcPr/>
           <w:p>
             <w:pPr>
               <w:pStyle w:val="Compact"/>
@@ -4434,6 +4465,7 @@
       </w:tr>
       <w:tr>
         <w:tc>
+          <w:tcPr/>
           <w:p>
             <w:pPr>
               <w:pStyle w:val="Compact"/>
@@ -4445,6 +4477,7 @@
           </w:p>
         </w:tc>
         <w:tc>
+          <w:tcPr/>
           <w:p>
             <w:pPr>
               <w:pStyle w:val="Compact"/>
@@ -4458,6 +4491,7 @@
       </w:tr>
       <w:tr>
         <w:tc>
+          <w:tcPr/>
           <w:p>
             <w:pPr>
               <w:pStyle w:val="Compact"/>
@@ -4469,6 +4503,7 @@
           </w:p>
         </w:tc>
         <w:tc>
+          <w:tcPr/>
           <w:p>
             <w:pPr>
               <w:pStyle w:val="Compact"/>
@@ -4482,6 +4517,7 @@
       </w:tr>
       <w:tr>
         <w:tc>
+          <w:tcPr/>
           <w:p>
             <w:pPr>
               <w:pStyle w:val="Compact"/>
@@ -4493,6 +4529,7 @@
           </w:p>
         </w:tc>
         <w:tc>
+          <w:tcPr/>
           <w:p>
             <w:pPr>
               <w:pStyle w:val="Compact"/>
@@ -4506,6 +4543,7 @@
       </w:tr>
       <w:tr>
         <w:tc>
+          <w:tcPr/>
           <w:p>
             <w:pPr>
               <w:pStyle w:val="Compact"/>
@@ -4517,6 +4555,7 @@
           </w:p>
         </w:tc>
         <w:tc>
+          <w:tcPr/>
           <w:p>
             <w:pPr>
               <w:pStyle w:val="Compact"/>
@@ -4530,6 +4569,7 @@
       </w:tr>
       <w:tr>
         <w:tc>
+          <w:tcPr/>
           <w:p>
             <w:pPr>
               <w:pStyle w:val="Compact"/>
@@ -4541,6 +4581,7 @@
           </w:p>
         </w:tc>
         <w:tc>
+          <w:tcPr/>
           <w:p>
             <w:pPr>
               <w:pStyle w:val="Compact"/>
@@ -4554,6 +4595,7 @@
       </w:tr>
       <w:tr>
         <w:tc>
+          <w:tcPr/>
           <w:p>
             <w:pPr>
               <w:pStyle w:val="Compact"/>
@@ -4565,6 +4607,7 @@
           </w:p>
         </w:tc>
         <w:tc>
+          <w:tcPr/>
           <w:p>
             <w:pPr>
               <w:pStyle w:val="Compact"/>
@@ -4578,6 +4621,7 @@
       </w:tr>
       <w:tr>
         <w:tc>
+          <w:tcPr/>
           <w:p>
             <w:pPr>
               <w:pStyle w:val="Compact"/>
@@ -4589,6 +4633,7 @@
           </w:p>
         </w:tc>
         <w:tc>
+          <w:tcPr/>
           <w:p>
             <w:pPr>
               <w:pStyle w:val="Compact"/>
@@ -4601,6 +4646,7 @@
         </w:tc>
       </w:tr>
     </w:tbl>
+    <w:bookmarkEnd w:id="49"/>
     <w:sectPr/>
   </w:body>
 </w:document>
@@ -4632,17 +4678,14 @@
 <file path=word/numbering.xml><?xml version="1.0" encoding="utf-8"?>
 <w:numbering xmlns:w="http://schemas.openxmlformats.org/wordprocessingml/2006/main">
   <w:abstractNum w:abstractNumId="990">
-    <w:nsid w:val="170cd2de"/>
+    <w:nsid w:val="A990"/>
     <w:multiLevelType w:val="multilevel"/>
     <w:lvl w:ilvl="0">
       <w:numFmt w:val="bullet"/>
       <w:lvlText w:val=" "/>
       <w:lvlJc w:val="left"/>
       <w:pPr>
-        <w:tabs>
-          <w:tab w:val="num" w:pos="0"/>
-        </w:tabs>
-        <w:ind w:left="480" w:hanging="480"/>
+        <w:ind w:left="720" w:hanging="480"/>
       </w:pPr>
     </w:lvl>
     <w:lvl w:ilvl="1">
@@ -4650,10 +4693,7 @@
       <w:lvlText w:val=" "/>
       <w:lvlJc w:val="left"/>
       <w:pPr>
-        <w:tabs>
-          <w:tab w:val="num" w:pos="720"/>
-        </w:tabs>
-        <w:ind w:left="1200" w:hanging="480"/>
+        <w:ind w:left="1440" w:hanging="480"/>
       </w:pPr>
     </w:lvl>
     <w:lvl w:ilvl="2">
@@ -4661,10 +4701,7 @@
       <w:lvlText w:val=" "/>
       <w:lvlJc w:val="left"/>
       <w:pPr>
-        <w:tabs>
-          <w:tab w:val="num" w:pos="1440"/>
-        </w:tabs>
-        <w:ind w:left="1920" w:hanging="480"/>
+        <w:ind w:left="2160" w:hanging="480"/>
       </w:pPr>
     </w:lvl>
     <w:lvl w:ilvl="3">
@@ -4672,10 +4709,7 @@
       <w:lvlText w:val=" "/>
       <w:lvlJc w:val="left"/>
       <w:pPr>
-        <w:tabs>
-          <w:tab w:val="num" w:pos="2160"/>
-        </w:tabs>
-        <w:ind w:left="2640" w:hanging="480"/>
+        <w:ind w:left="2880" w:hanging="480"/>
       </w:pPr>
     </w:lvl>
     <w:lvl w:ilvl="4">
@@ -4683,10 +4717,7 @@
       <w:lvlText w:val=" "/>
       <w:lvlJc w:val="left"/>
       <w:pPr>
-        <w:tabs>
-          <w:tab w:val="num" w:pos="2880"/>
-        </w:tabs>
-        <w:ind w:left="3360" w:hanging="480"/>
+        <w:ind w:left="3600" w:hanging="480"/>
       </w:pPr>
     </w:lvl>
     <w:lvl w:ilvl="5">
@@ -4694,10 +4725,7 @@
       <w:lvlText w:val=" "/>
       <w:lvlJc w:val="left"/>
       <w:pPr>
-        <w:tabs>
-          <w:tab w:val="num" w:pos="3600"/>
-        </w:tabs>
-        <w:ind w:left="4080" w:hanging="480"/>
+        <w:ind w:left="4320" w:hanging="480"/>
       </w:pPr>
     </w:lvl>
     <w:lvl w:ilvl="6">
@@ -4705,10 +4733,7 @@
       <w:lvlText w:val=" "/>
       <w:lvlJc w:val="left"/>
       <w:pPr>
-        <w:tabs>
-          <w:tab w:val="num" w:pos="4320"/>
-        </w:tabs>
-        <w:ind w:left="4800" w:hanging="480"/>
+        <w:ind w:left="5040" w:hanging="480"/>
       </w:pPr>
     </w:lvl>
     <w:lvl w:ilvl="7">
@@ -4716,10 +4741,7 @@
       <w:lvlText w:val=" "/>
       <w:lvlJc w:val="left"/>
       <w:pPr>
-        <w:tabs>
-          <w:tab w:val="num" w:pos="5040"/>
-        </w:tabs>
-        <w:ind w:left="5520" w:hanging="480"/>
+        <w:ind w:left="5760" w:hanging="480"/>
       </w:pPr>
     </w:lvl>
     <w:lvl w:ilvl="8">
@@ -4727,128 +4749,19 @@
       <w:lvlText w:val=" "/>
       <w:lvlJc w:val="left"/>
       <w:pPr>
-        <w:tabs>
-          <w:tab w:val="num" w:pos="5760"/>
-        </w:tabs>
-        <w:ind w:left="6240" w:hanging="480"/>
-      </w:pPr>
-    </w:lvl>
-  </w:abstractNum>
-  <w:abstractNum w:abstractNumId="990">
-    <w:nsid w:val="2c1ae401"/>
-    <w:multiLevelType w:val="multilevel"/>
-    <w:lvl w:ilvl="0">
-      <w:numFmt w:val="bullet"/>
-      <w:lvlText w:val=" "/>
-      <w:lvlJc w:val="left"/>
-      <w:pPr>
-        <w:tabs>
-          <w:tab w:val="num" w:pos="0"/>
-        </w:tabs>
-        <w:ind w:left="480" w:hanging="480"/>
-      </w:pPr>
-    </w:lvl>
-    <w:lvl w:ilvl="1">
-      <w:numFmt w:val="bullet"/>
-      <w:lvlText w:val=" "/>
-      <w:lvlJc w:val="left"/>
-      <w:pPr>
-        <w:tabs>
-          <w:tab w:val="num" w:pos="720"/>
-        </w:tabs>
-        <w:ind w:left="1200" w:hanging="480"/>
-      </w:pPr>
-    </w:lvl>
-    <w:lvl w:ilvl="2">
-      <w:numFmt w:val="bullet"/>
-      <w:lvlText w:val=" "/>
-      <w:lvlJc w:val="left"/>
-      <w:pPr>
-        <w:tabs>
-          <w:tab w:val="num" w:pos="1440"/>
-        </w:tabs>
-        <w:ind w:left="1920" w:hanging="480"/>
-      </w:pPr>
-    </w:lvl>
-    <w:lvl w:ilvl="3">
-      <w:numFmt w:val="bullet"/>
-      <w:lvlText w:val=" "/>
-      <w:lvlJc w:val="left"/>
-      <w:pPr>
-        <w:tabs>
-          <w:tab w:val="num" w:pos="2160"/>
-        </w:tabs>
-        <w:ind w:left="2640" w:hanging="480"/>
-      </w:pPr>
-    </w:lvl>
-    <w:lvl w:ilvl="4">
-      <w:numFmt w:val="bullet"/>
-      <w:lvlText w:val=" "/>
-      <w:lvlJc w:val="left"/>
-      <w:pPr>
-        <w:tabs>
-          <w:tab w:val="num" w:pos="2880"/>
-        </w:tabs>
-        <w:ind w:left="3360" w:hanging="480"/>
-      </w:pPr>
-    </w:lvl>
-    <w:lvl w:ilvl="5">
-      <w:numFmt w:val="bullet"/>
-      <w:lvlText w:val=" "/>
-      <w:lvlJc w:val="left"/>
-      <w:pPr>
-        <w:tabs>
-          <w:tab w:val="num" w:pos="3600"/>
-        </w:tabs>
-        <w:ind w:left="4080" w:hanging="480"/>
-      </w:pPr>
-    </w:lvl>
-    <w:lvl w:ilvl="6">
-      <w:numFmt w:val="bullet"/>
-      <w:lvlText w:val=" "/>
-      <w:lvlJc w:val="left"/>
-      <w:pPr>
-        <w:tabs>
-          <w:tab w:val="num" w:pos="4320"/>
-        </w:tabs>
-        <w:ind w:left="4800" w:hanging="480"/>
-      </w:pPr>
-    </w:lvl>
-    <w:lvl w:ilvl="7">
-      <w:numFmt w:val="bullet"/>
-      <w:lvlText w:val=" "/>
-      <w:lvlJc w:val="left"/>
-      <w:pPr>
-        <w:tabs>
-          <w:tab w:val="num" w:pos="5040"/>
-        </w:tabs>
-        <w:ind w:left="5520" w:hanging="480"/>
-      </w:pPr>
-    </w:lvl>
-    <w:lvl w:ilvl="8">
-      <w:numFmt w:val="bullet"/>
-      <w:lvlText w:val=" "/>
-      <w:lvlJc w:val="left"/>
-      <w:pPr>
-        <w:tabs>
-          <w:tab w:val="num" w:pos="5760"/>
-        </w:tabs>
-        <w:ind w:left="6240" w:hanging="480"/>
+        <w:ind w:left="6480" w:hanging="480"/>
       </w:pPr>
     </w:lvl>
   </w:abstractNum>
   <w:abstractNum w:abstractNumId="991">
-    <w:nsid w:val="ea454b4c"/>
+    <w:nsid w:val="A991"/>
     <w:multiLevelType w:val="multilevel"/>
     <w:lvl w:ilvl="0">
       <w:numFmt w:val="bullet"/>
       <w:lvlText w:val="•"/>
       <w:lvlJc w:val="left"/>
       <w:pPr>
-        <w:tabs>
-          <w:tab w:val="num" w:pos="0"/>
-        </w:tabs>
-        <w:ind w:left="480" w:hanging="480"/>
+        <w:ind w:left="720" w:hanging="480"/>
       </w:pPr>
     </w:lvl>
     <w:lvl w:ilvl="1">
@@ -4856,10 +4769,7 @@
       <w:lvlText w:val="–"/>
       <w:lvlJc w:val="left"/>
       <w:pPr>
-        <w:tabs>
-          <w:tab w:val="num" w:pos="720"/>
-        </w:tabs>
-        <w:ind w:left="1200" w:hanging="480"/>
+        <w:ind w:left="1440" w:hanging="480"/>
       </w:pPr>
     </w:lvl>
     <w:lvl w:ilvl="2">
@@ -4867,10 +4777,7 @@
       <w:lvlText w:val="•"/>
       <w:lvlJc w:val="left"/>
       <w:pPr>
-        <w:tabs>
-          <w:tab w:val="num" w:pos="1440"/>
-        </w:tabs>
-        <w:ind w:left="1920" w:hanging="480"/>
+        <w:ind w:left="2160" w:hanging="480"/>
       </w:pPr>
     </w:lvl>
     <w:lvl w:ilvl="3">
@@ -4878,10 +4785,7 @@
       <w:lvlText w:val="–"/>
       <w:lvlJc w:val="left"/>
       <w:pPr>
-        <w:tabs>
-          <w:tab w:val="num" w:pos="2160"/>
-        </w:tabs>
-        <w:ind w:left="2640" w:hanging="480"/>
+        <w:ind w:left="2880" w:hanging="480"/>
       </w:pPr>
     </w:lvl>
     <w:lvl w:ilvl="4">
@@ -4889,10 +4793,7 @@
       <w:lvlText w:val="•"/>
       <w:lvlJc w:val="left"/>
       <w:pPr>
-        <w:tabs>
-          <w:tab w:val="num" w:pos="2880"/>
-        </w:tabs>
-        <w:ind w:left="3360" w:hanging="480"/>
+        <w:ind w:left="3600" w:hanging="480"/>
       </w:pPr>
     </w:lvl>
     <w:lvl w:ilvl="5">
@@ -4900,10 +4801,7 @@
       <w:lvlText w:val="–"/>
       <w:lvlJc w:val="left"/>
       <w:pPr>
-        <w:tabs>
-          <w:tab w:val="num" w:pos="3600"/>
-        </w:tabs>
-        <w:ind w:left="4080" w:hanging="480"/>
+        <w:ind w:left="4320" w:hanging="480"/>
       </w:pPr>
     </w:lvl>
     <w:lvl w:ilvl="6">
@@ -4911,10 +4809,7 @@
       <w:lvlText w:val="•"/>
       <w:lvlJc w:val="left"/>
       <w:pPr>
-        <w:tabs>
-          <w:tab w:val="num" w:pos="4320"/>
-        </w:tabs>
-        <w:ind w:left="4800" w:hanging="480"/>
+        <w:ind w:left="5040" w:hanging="480"/>
       </w:pPr>
     </w:lvl>
     <w:lvl w:ilvl="7">
@@ -4922,10 +4817,7 @@
       <w:lvlText w:val="–"/>
       <w:lvlJc w:val="left"/>
       <w:pPr>
-        <w:tabs>
-          <w:tab w:val="num" w:pos="5040"/>
-        </w:tabs>
-        <w:ind w:left="5520" w:hanging="480"/>
+        <w:ind w:left="5760" w:hanging="480"/>
       </w:pPr>
     </w:lvl>
     <w:lvl w:ilvl="8">
@@ -4933,15 +4825,12 @@
       <w:lvlText w:val="•"/>
       <w:lvlJc w:val="left"/>
       <w:pPr>
-        <w:tabs>
-          <w:tab w:val="num" w:pos="5760"/>
-        </w:tabs>
-        <w:ind w:left="6240" w:hanging="480"/>
+        <w:ind w:left="6480" w:hanging="480"/>
       </w:pPr>
     </w:lvl>
   </w:abstractNum>
   <w:abstractNum w:abstractNumId="99411">
-    <w:nsid w:val="71315dca"/>
+    <w:nsid w:val="A99411"/>
     <w:multiLevelType w:val="multilevel"/>
     <w:lvl w:ilvl="0">
       <w:start w:val="1"/>
@@ -4949,10 +4838,7 @@
       <w:lvlText w:val="%1."/>
       <w:lvlJc w:val="left"/>
       <w:pPr>
-        <w:tabs>
-          <w:tab w:val="num" w:pos="0"/>
-        </w:tabs>
-        <w:ind w:left="480" w:hanging="480"/>
+        <w:ind w:left="720" w:hanging="480"/>
       </w:pPr>
     </w:lvl>
     <w:lvl w:ilvl="1">
@@ -4961,10 +4847,7 @@
       <w:lvlText w:val="%2."/>
       <w:lvlJc w:val="left"/>
       <w:pPr>
-        <w:tabs>
-          <w:tab w:val="num" w:pos="720"/>
-        </w:tabs>
-        <w:ind w:left="1200" w:hanging="480"/>
+        <w:ind w:left="1440" w:hanging="480"/>
       </w:pPr>
     </w:lvl>
     <w:lvl w:ilvl="2">
@@ -4973,10 +4856,7 @@
       <w:lvlText w:val="%3."/>
       <w:lvlJc w:val="left"/>
       <w:pPr>
-        <w:tabs>
-          <w:tab w:val="num" w:pos="1440"/>
-        </w:tabs>
-        <w:ind w:left="1920" w:hanging="480"/>
+        <w:ind w:left="2160" w:hanging="480"/>
       </w:pPr>
     </w:lvl>
     <w:lvl w:ilvl="3">
@@ -4985,10 +4865,7 @@
       <w:lvlText w:val="%4."/>
       <w:lvlJc w:val="left"/>
       <w:pPr>
-        <w:tabs>
-          <w:tab w:val="num" w:pos="2160"/>
-        </w:tabs>
-        <w:ind w:left="2640" w:hanging="480"/>
+        <w:ind w:left="2880" w:hanging="480"/>
       </w:pPr>
     </w:lvl>
     <w:lvl w:ilvl="4">
@@ -4997,10 +4874,7 @@
       <w:lvlText w:val="%5."/>
       <w:lvlJc w:val="left"/>
       <w:pPr>
-        <w:tabs>
-          <w:tab w:val="num" w:pos="2880"/>
-        </w:tabs>
-        <w:ind w:left="3360" w:hanging="480"/>
+        <w:ind w:left="3600" w:hanging="480"/>
       </w:pPr>
     </w:lvl>
     <w:lvl w:ilvl="5">
@@ -5009,10 +4883,7 @@
       <w:lvlText w:val="%6."/>
       <w:lvlJc w:val="left"/>
       <w:pPr>
-        <w:tabs>
-          <w:tab w:val="num" w:pos="3600"/>
-        </w:tabs>
-        <w:ind w:left="4080" w:hanging="480"/>
+        <w:ind w:left="4320" w:hanging="480"/>
       </w:pPr>
     </w:lvl>
     <w:lvl w:ilvl="6">
@@ -5021,10 +4892,7 @@
       <w:lvlText w:val="%7."/>
       <w:lvlJc w:val="left"/>
       <w:pPr>
-        <w:tabs>
-          <w:tab w:val="num" w:pos="4320"/>
-        </w:tabs>
-        <w:ind w:left="4800" w:hanging="480"/>
+        <w:ind w:left="5040" w:hanging="480"/>
       </w:pPr>
     </w:lvl>
     <w:lvl w:ilvl="7">
@@ -5033,10 +4901,7 @@
       <w:lvlText w:val="%8."/>
       <w:lvlJc w:val="left"/>
       <w:pPr>
-        <w:tabs>
-          <w:tab w:val="num" w:pos="5040"/>
-        </w:tabs>
-        <w:ind w:left="5520" w:hanging="480"/>
+        <w:ind w:left="5760" w:hanging="480"/>
       </w:pPr>
     </w:lvl>
     <w:lvl w:ilvl="8">
@@ -5045,16 +4910,10 @@
       <w:lvlText w:val="%9."/>
       <w:lvlJc w:val="left"/>
       <w:pPr>
-        <w:tabs>
-          <w:tab w:val="num" w:pos="5760"/>
-        </w:tabs>
-        <w:ind w:left="6240" w:hanging="480"/>
+        <w:ind w:left="6480" w:hanging="480"/>
       </w:pPr>
     </w:lvl>
   </w:abstractNum>
-  <w:num w:numId="1000">
-    <w:abstractNumId w:val="990"/>
-  </w:num>
   <w:num w:numId="1000">
     <w:abstractNumId w:val="990"/>
   </w:num>
@@ -5099,10 +4958,10 @@
   <w:docDefaults>
     <w:rPrDefault>
       <w:rPr>
-        <w:rFonts w:asciiTheme="minorHAnsi" w:eastAsiaTheme="minorHAnsi" w:hAnsiTheme="minorHAnsi" w:cstheme="minorBidi"/>
+        <w:rFonts w:asciiTheme="minorHAnsi" w:cstheme="minorBidi" w:eastAsiaTheme="minorHAnsi" w:hAnsiTheme="minorHAnsi"/>
         <w:sz w:val="24"/>
         <w:szCs w:val="24"/>
-        <w:lang w:val="en-US" w:eastAsia="en-US" w:bidi="ar-SA"/>
+        <w:lang w:bidi="ar-SA" w:eastAsia="en-US" w:val="en-US"/>
       </w:rPr>
     </w:rPrDefault>
     <w:pPrDefault>
@@ -5111,35 +4970,35 @@
       </w:pPr>
     </w:pPrDefault>
   </w:docDefaults>
-  <w:latentStyles w:defLockedState="0" w:defUIPriority="0" w:defSemiHidden="0" w:defUnhideWhenUsed="0" w:defQFormat="0" w:count="276"/>
-  <w:style w:type="paragraph" w:default="1" w:styleId="Normal">
+  <w:latentStyles w:count="276" w:defLockedState="0" w:defQFormat="0" w:defSemiHidden="0" w:defUIPriority="0" w:defUnhideWhenUsed="0"/>
+  <w:style w:default="1" w:styleId="Normal" w:type="paragraph">
     <w:name w:val="Normal"/>
     <w:qFormat/>
   </w:style>
-  <w:style w:type="paragraph" w:styleId="BodyText">
+  <w:style w:styleId="BodyText" w:type="paragraph">
     <w:name w:val="Body Text"/>
     <w:basedOn w:val="Normal"/>
     <w:link w:val="BodyTextChar"/>
     <w:pPr>
-      <w:spacing w:before="180" w:after="180"/>
+      <w:spacing w:after="180" w:before="180"/>
     </w:pPr>
     <w:qFormat/>
   </w:style>
-  <w:style w:type="paragraph" w:customStyle="1" w:styleId="FirstParagraph">
+  <w:style w:customStyle="1" w:styleId="FirstParagraph" w:type="paragraph">
     <w:name w:val="First Paragraph"/>
     <w:basedOn w:val="BodyText"/>
     <w:next w:val="BodyText"/>
     <w:qFormat/>
   </w:style>
-  <w:style w:type="paragraph" w:customStyle="1" w:styleId="Compact">
+  <w:style w:customStyle="1" w:styleId="Compact" w:type="paragraph">
     <w:name w:val="Compact"/>
     <w:basedOn w:val="BodyText"/>
     <w:qFormat/>
     <w:pPr>
-      <w:spacing w:before="36" w:after="36"/>
+      <w:spacing w:after="36" w:before="36"/>
     </w:pPr>
   </w:style>
-  <w:style w:type="paragraph" w:styleId="Title">
+  <w:style w:styleId="Title" w:type="paragraph">
     <w:name w:val="Title"/>
     <w:basedOn w:val="Normal"/>
     <w:next w:val="BodyText"/>
@@ -5147,19 +5006,19 @@
     <w:pPr>
       <w:keepNext/>
       <w:keepLines/>
-      <w:spacing w:before="480" w:after="240"/>
+      <w:spacing w:after="240" w:before="480"/>
       <w:jc w:val="center"/>
     </w:pPr>
     <w:rPr>
-      <w:rFonts w:asciiTheme="majorHAnsi" w:eastAsiaTheme="majorEastAsia" w:hAnsiTheme="majorHAnsi" w:cstheme="majorBidi"/>
+      <w:rFonts w:asciiTheme="majorHAnsi" w:cstheme="majorBidi" w:eastAsiaTheme="majorEastAsia" w:hAnsiTheme="majorHAnsi"/>
       <w:b/>
       <w:bCs/>
-      <w:color w:val="345A8A" w:themeColor="accent1" w:themeShade="B5"/>
+      <w:color w:themeColor="accent1" w:themeShade="B5" w:val="345A8A"/>
       <w:sz w:val="36"/>
       <w:szCs w:val="36"/>
     </w:rPr>
   </w:style>
-  <w:style w:type="paragraph" w:styleId="Subtitle">
+  <w:style w:styleId="Subtitle" w:type="paragraph">
     <w:name w:val="Subtitle"/>
     <w:basedOn w:val="Title"/>
     <w:next w:val="BodyText"/>
@@ -5167,7 +5026,7 @@
     <w:pPr>
       <w:keepNext/>
       <w:keepLines/>
-      <w:spacing w:before="240" w:after="240"/>
+      <w:spacing w:after="240" w:before="240"/>
       <w:jc w:val="center"/>
     </w:pPr>
     <w:rPr>
@@ -5175,7 +5034,7 @@
       <w:szCs w:val="30"/>
     </w:rPr>
   </w:style>
-  <w:style w:type="paragraph" w:customStyle="1" w:styleId="Author">
+  <w:style w:customStyle="1" w:styleId="Author" w:type="paragraph">
     <w:name w:val="Author"/>
     <w:next w:val="BodyText"/>
     <w:qFormat/>
@@ -5185,7 +5044,7 @@
       <w:jc w:val="center"/>
     </w:pPr>
   </w:style>
-  <w:style w:type="paragraph" w:styleId="Date">
+  <w:style w:styleId="Date" w:type="paragraph">
     <w:name w:val="Date"/>
     <w:next w:val="BodyText"/>
     <w:qFormat/>
@@ -5195,7 +5054,26 @@
       <w:jc w:val="center"/>
     </w:pPr>
   </w:style>
-  <w:style w:type="paragraph" w:customStyle="1" w:styleId="Abstract">
+  <w:style w:customStyle="1" w:styleId="AbstractTitle" w:type="paragraph">
+    <w:name w:val="Abstract Title"/>
+    <w:basedOn w:val="Normal"/>
+    <w:next w:val="Abstract"/>
+    <w:qFormat/>
+    <w:pPr>
+      <w:keepNext/>
+      <w:keepLines/>
+      <w:jc w:val="center"/>
+      <w:spacing w:after="0" w:before="300"/>
+    </w:pPr>
+    <w:rPr>
+      <w:sz w:val="20"/>
+      <w:szCs w:val="20"/>
+      <w:b/>
+      <w:color w:val="345A8A"/>
+      &gt;
+    </w:rPr>
+  </w:style>
+  <w:style w:customStyle="1" w:styleId="Abstract" w:type="paragraph">
     <w:name w:val="Abstract"/>
     <w:basedOn w:val="Normal"/>
     <w:next w:val="BodyText"/>
@@ -5203,14 +5081,14 @@
     <w:pPr>
       <w:keepNext/>
       <w:keepLines/>
-      <w:spacing w:before="300" w:after="300"/>
+      <w:spacing w:after="300" w:before="100"/>
     </w:pPr>
     <w:rPr>
       <w:sz w:val="20"/>
       <w:szCs w:val="20"/>
     </w:rPr>
   </w:style>
-  <w:style w:type="paragraph" w:styleId="Bibliography">
+  <w:style w:styleId="Bibliography" w:type="paragraph">
     <w:name w:val="Bibliography"/>
     <w:basedOn w:val="Normal"/>
     <w:next w:val="Bibliography"/>
@@ -5218,7 +5096,7 @@
     <w:pPr/>
     <w:rPr/>
   </w:style>
-  <w:style w:type="paragraph" w:styleId="Heading1">
+  <w:style w:styleId="Heading1" w:type="paragraph">
     <w:name w:val="Heading 1"/>
     <w:basedOn w:val="Normal"/>
     <w:next w:val="BodyText"/>
@@ -5227,19 +5105,19 @@
     <w:pPr>
       <w:keepNext/>
       <w:keepLines/>
-      <w:spacing w:before="480" w:after="0"/>
+      <w:spacing w:after="0" w:before="480"/>
       <w:outlineLvl w:val="0"/>
     </w:pPr>
     <w:rPr>
-      <w:rFonts w:asciiTheme="majorHAnsi" w:eastAsiaTheme="majorEastAsia" w:hAnsiTheme="majorHAnsi" w:cstheme="majorBidi"/>
+      <w:rFonts w:asciiTheme="majorHAnsi" w:cstheme="majorBidi" w:eastAsiaTheme="majorEastAsia" w:hAnsiTheme="majorHAnsi"/>
       <w:b/>
       <w:bCs/>
-      <w:color w:val="345A8A" w:themeColor="accent1" w:themeShade="B5"/>
+      <w:color w:themeColor="accent1" w:val="4F81BD"/>
       <w:sz w:val="32"/>
       <w:szCs w:val="32"/>
     </w:rPr>
   </w:style>
-  <w:style w:type="paragraph" w:styleId="Heading2">
+  <w:style w:styleId="Heading2" w:type="paragraph">
     <w:name w:val="Heading 2"/>
     <w:basedOn w:val="Normal"/>
     <w:next w:val="BodyText"/>
@@ -5249,19 +5127,19 @@
     <w:pPr>
       <w:keepNext/>
       <w:keepLines/>
-      <w:spacing w:before="200" w:after="0"/>
+      <w:spacing w:after="0" w:before="200"/>
       <w:outlineLvl w:val="1"/>
     </w:pPr>
     <w:rPr>
-      <w:rFonts w:asciiTheme="majorHAnsi" w:eastAsiaTheme="majorEastAsia" w:hAnsiTheme="majorHAnsi" w:cstheme="majorBidi"/>
+      <w:rFonts w:asciiTheme="majorHAnsi" w:cstheme="majorBidi" w:eastAsiaTheme="majorEastAsia" w:hAnsiTheme="majorHAnsi"/>
       <w:b/>
       <w:bCs/>
-      <w:color w:val="4F81BD" w:themeColor="accent1"/>
-      <w:sz w:val="32"/>
-      <w:szCs w:val="32"/>
+      <w:color w:themeColor="accent1" w:val="4F81BD"/>
+      <w:sz w:val="28"/>
+      <w:szCs w:val="28"/>
     </w:rPr>
   </w:style>
-  <w:style w:type="paragraph" w:styleId="Heading3">
+  <w:style w:styleId="Heading3" w:type="paragraph">
     <w:name w:val="Heading 3"/>
     <w:basedOn w:val="Normal"/>
     <w:next w:val="BodyText"/>
@@ -5271,19 +5149,19 @@
     <w:pPr>
       <w:keepNext/>
       <w:keepLines/>
-      <w:spacing w:before="200" w:after="0"/>
+      <w:spacing w:after="0" w:before="200"/>
       <w:outlineLvl w:val="2"/>
     </w:pPr>
     <w:rPr>
-      <w:rFonts w:asciiTheme="majorHAnsi" w:eastAsiaTheme="majorEastAsia" w:hAnsiTheme="majorHAnsi" w:cstheme="majorBidi"/>
+      <w:rFonts w:asciiTheme="majorHAnsi" w:cstheme="majorBidi" w:eastAsiaTheme="majorEastAsia" w:hAnsiTheme="majorHAnsi"/>
       <w:b/>
       <w:bCs/>
-      <w:color w:val="4F81BD" w:themeColor="accent1"/>
-      <w:sz w:val="28"/>
-      <w:szCs w:val="28"/>
+      <w:color w:themeColor="accent1" w:val="4F81BD"/>
+      <w:sz w:val="24"/>
+      <w:szCs w:val="24"/>
     </w:rPr>
   </w:style>
-  <w:style w:type="paragraph" w:styleId="Heading4">
+  <w:style w:styleId="Heading4" w:type="paragraph">
     <w:name w:val="Heading 4"/>
     <w:basedOn w:val="Normal"/>
     <w:next w:val="BodyText"/>
@@ -5293,19 +5171,19 @@
     <w:pPr>
       <w:keepNext/>
       <w:keepLines/>
-      <w:spacing w:before="200" w:after="0"/>
+      <w:spacing w:after="0" w:before="200"/>
       <w:outlineLvl w:val="3"/>
     </w:pPr>
     <w:rPr>
-      <w:rFonts w:asciiTheme="majorHAnsi" w:eastAsiaTheme="majorEastAsia" w:hAnsiTheme="majorHAnsi" w:cstheme="majorBidi"/>
-      <w:b/>
+      <w:rFonts w:asciiTheme="majorHAnsi" w:cstheme="majorBidi" w:eastAsiaTheme="majorEastAsia" w:hAnsiTheme="majorHAnsi"/>
+      <w:i/>
       <w:bCs/>
-      <w:color w:val="4F81BD" w:themeColor="accent1"/>
+      <w:color w:themeColor="accent1" w:val="4F81BD"/>
       <w:sz w:val="24"/>
       <w:szCs w:val="24"/>
     </w:rPr>
   </w:style>
-  <w:style w:type="paragraph" w:styleId="Heading5">
+  <w:style w:styleId="Heading5" w:type="paragraph">
     <w:name w:val="Heading 5"/>
     <w:basedOn w:val="Normal"/>
     <w:next w:val="BodyText"/>
@@ -5315,19 +5193,18 @@
     <w:pPr>
       <w:keepNext/>
       <w:keepLines/>
-      <w:spacing w:before="200" w:after="0"/>
+      <w:spacing w:after="0" w:before="200"/>
       <w:outlineLvl w:val="4"/>
     </w:pPr>
     <w:rPr>
-      <w:rFonts w:asciiTheme="majorHAnsi" w:eastAsiaTheme="majorEastAsia" w:hAnsiTheme="majorHAnsi" w:cstheme="majorBidi"/>
-      <w:i/>
+      <w:rFonts w:asciiTheme="majorHAnsi" w:cstheme="majorBidi" w:eastAsiaTheme="majorEastAsia" w:hAnsiTheme="majorHAnsi"/>
       <w:iCs/>
-      <w:color w:val="4F81BD" w:themeColor="accent1"/>
+      <w:color w:themeColor="accent1" w:val="4F81BD"/>
       <w:sz w:val="24"/>
       <w:szCs w:val="24"/>
     </w:rPr>
   </w:style>
-  <w:style w:type="paragraph" w:styleId="Heading6">
+  <w:style w:styleId="Heading6" w:type="paragraph">
     <w:name w:val="Heading 6"/>
     <w:basedOn w:val="Normal"/>
     <w:next w:val="BodyText"/>
@@ -5337,17 +5214,17 @@
     <w:pPr>
       <w:keepNext/>
       <w:keepLines/>
-      <w:spacing w:before="200" w:after="0"/>
+      <w:spacing w:after="0" w:before="200"/>
       <w:outlineLvl w:val="5"/>
     </w:pPr>
     <w:rPr>
-      <w:rFonts w:asciiTheme="majorHAnsi" w:eastAsiaTheme="majorEastAsia" w:hAnsiTheme="majorHAnsi" w:cstheme="majorBidi"/>
-      <w:color w:val="4F81BD" w:themeColor="accent1"/>
+      <w:rFonts w:asciiTheme="majorHAnsi" w:cstheme="majorBidi" w:eastAsiaTheme="majorEastAsia" w:hAnsiTheme="majorHAnsi"/>
+      <w:color w:themeColor="accent1" w:val="4F81BD"/>
       <w:sz w:val="24"/>
       <w:szCs w:val="24"/>
     </w:rPr>
   </w:style>
-  <w:style w:type="paragraph" w:styleId="Heading7">
+  <w:style w:styleId="Heading7" w:type="paragraph">
     <w:name w:val="Heading 7"/>
     <w:basedOn w:val="Normal"/>
     <w:next w:val="BodyText"/>
@@ -5357,17 +5234,17 @@
     <w:pPr>
       <w:keepNext/>
       <w:keepLines/>
-      <w:spacing w:before="200" w:after="0"/>
+      <w:spacing w:after="0" w:before="200"/>
       <w:outlineLvl w:val="6"/>
     </w:pPr>
     <w:rPr>
-      <w:rFonts w:asciiTheme="majorHAnsi" w:eastAsiaTheme="majorEastAsia" w:hAnsiTheme="majorHAnsi" w:cstheme="majorBidi"/>
-      <w:color w:val="4F81BD" w:themeColor="accent1"/>
+      <w:rFonts w:asciiTheme="majorHAnsi" w:cstheme="majorBidi" w:eastAsiaTheme="majorEastAsia" w:hAnsiTheme="majorHAnsi"/>
+      <w:color w:themeColor="accent1" w:val="4F81BD"/>
       <w:sz w:val="24"/>
       <w:szCs w:val="24"/>
     </w:rPr>
   </w:style>
-  <w:style w:type="paragraph" w:styleId="Heading8">
+  <w:style w:styleId="Heading8" w:type="paragraph">
     <w:name w:val="Heading 8"/>
     <w:basedOn w:val="Normal"/>
     <w:next w:val="BodyText"/>
@@ -5377,17 +5254,17 @@
     <w:pPr>
       <w:keepNext/>
       <w:keepLines/>
-      <w:spacing w:before="200" w:after="0"/>
+      <w:spacing w:after="0" w:before="200"/>
       <w:outlineLvl w:val="7"/>
     </w:pPr>
     <w:rPr>
-      <w:rFonts w:asciiTheme="majorHAnsi" w:eastAsiaTheme="majorEastAsia" w:hAnsiTheme="majorHAnsi" w:cstheme="majorBidi"/>
-      <w:color w:val="4F81BD" w:themeColor="accent1"/>
+      <w:rFonts w:asciiTheme="majorHAnsi" w:cstheme="majorBidi" w:eastAsiaTheme="majorEastAsia" w:hAnsiTheme="majorHAnsi"/>
+      <w:color w:themeColor="accent1" w:val="4F81BD"/>
       <w:sz w:val="24"/>
       <w:szCs w:val="24"/>
     </w:rPr>
   </w:style>
-  <w:style w:type="paragraph" w:styleId="Heading9">
+  <w:style w:styleId="Heading9" w:type="paragraph">
     <w:name w:val="Heading 9"/>
     <w:basedOn w:val="Normal"/>
     <w:next w:val="BodyText"/>
@@ -5397,17 +5274,17 @@
     <w:pPr>
       <w:keepNext/>
       <w:keepLines/>
-      <w:spacing w:before="200" w:after="0"/>
+      <w:spacing w:after="0" w:before="200"/>
       <w:outlineLvl w:val="8"/>
     </w:pPr>
     <w:rPr>
-      <w:rFonts w:asciiTheme="majorHAnsi" w:eastAsiaTheme="majorEastAsia" w:hAnsiTheme="majorHAnsi" w:cstheme="majorBidi"/>
-      <w:color w:val="4F81BD" w:themeColor="accent1"/>
+      <w:rFonts w:asciiTheme="majorHAnsi" w:cstheme="majorBidi" w:eastAsiaTheme="majorEastAsia" w:hAnsiTheme="majorHAnsi"/>
+      <w:color w:themeColor="accent1" w:val="4F81BD"/>
       <w:sz w:val="24"/>
       <w:szCs w:val="24"/>
     </w:rPr>
   </w:style>
-  <w:style w:type="paragraph" w:styleId="BlockText">
+  <w:style w:styleId="BlockText" w:type="paragraph">
     <w:name w:val="Block Text"/>
     <w:basedOn w:val="BodyText"/>
     <w:next w:val="BodyText"/>
@@ -5415,17 +5292,11 @@
     <w:unhideWhenUsed/>
     <w:qFormat/>
     <w:pPr>
-      <w:spacing w:before="100" w:after="100"/>
-      <w:ind w:firstLine="0"/>
+      <w:spacing w:after="100" w:before="100"/>
+      <w:ind w:firstLine="0" w:left="480" w:right="480"/>
     </w:pPr>
-    <w:rPr>
-      <w:rFonts w:asciiTheme="majorHAnsi" w:eastAsiaTheme="majorEastAsia" w:hAnsiTheme="majorHAnsi" w:cstheme="majorBidi"/>
-      <w:bCs/>
-      <w:sz w:val="20"/>
-      <w:szCs w:val="20"/>
-    </w:rPr>
-  </w:style>
-  <w:style w:type="paragraph" w:styleId="FootnoteText">
+  </w:style>
+  <w:style w:styleId="FootnoteText" w:type="paragraph">
     <w:name w:val="Footnote Text"/>
     <w:basedOn w:val="Normal"/>
     <w:next w:val="FootnoteText"/>
@@ -5433,28 +5304,43 @@
     <w:unhideWhenUsed/>
     <w:qFormat/>
   </w:style>
-  <w:style w:type="character" w:default="1" w:styleId="DefaultParagraphFont">
+  <w:style w:default="1" w:styleId="DefaultParagraphFont" w:type="character">
     <w:name w:val="Default Paragraph Font"/>
     <w:semiHidden/>
     <w:unhideWhenUsed/>
   </w:style>
-  <w:style w:type="table" w:default="1" w:styleId="Table">
+  <w:style w:default="1" w:styleId="Table" w:type="table">
     <w:name w:val="Table"/>
     <w:basedOn w:val="TableNormal"/>
     <w:semiHidden/>
     <w:unhideWhenUsed/>
     <w:qFormat/>
     <w:tblPr>
-      <w:tblInd w:w="0" w:type="dxa"/>
+      <w:tblInd w:type="dxa" w:w="0"/>
       <w:tblCellMar>
-        <w:top w:w="0" w:type="dxa"/>
-        <w:left w:w="108" w:type="dxa"/>
-        <w:bottom w:w="0" w:type="dxa"/>
-        <w:right w:w="108" w:type="dxa"/>
+        <w:top w:type="dxa" w:w="0"/>
+        <w:left w:type="dxa" w:w="108"/>
+        <w:bottom w:type="dxa" w:w="0"/>
+        <w:right w:type="dxa" w:w="108"/>
       </w:tblCellMar>
     </w:tblPr>
-  </w:style>
-  <w:style w:type="paragraph" w:customStyle="1" w:styleId="DefinitionTerm">
+    <w:tblStylePr w:type="firstRow">
+      <w:tblPr>
+        <w:jc w:val="left"/>
+        <w:tblInd w:type="dxa" w:w="0"/>
+      </w:tblPr>
+      <w:trPr>
+        <w:jc w:val="left"/>
+      </w:trPr>
+      <w:tcPr>
+        <w:vAlign w:val="bottom"/>
+        <w:tcBorders>
+          <w:bottom w:val="single"/>
+        </w:tcBorders>
+      </w:tcPr>
+    </w:tblStylePr>
+  </w:style>
+  <w:style w:customStyle="1" w:styleId="DefinitionTerm" w:type="paragraph">
     <w:name w:val="Definition Term"/>
     <w:basedOn w:val="Normal"/>
     <w:next w:val="Definition"/>
@@ -5467,49 +5353,49 @@
       <w:b/>
     </w:rPr>
   </w:style>
-  <w:style w:type="paragraph" w:customStyle="1" w:styleId="Definition">
+  <w:style w:customStyle="1" w:styleId="Definition" w:type="paragraph">
     <w:name w:val="Definition"/>
     <w:basedOn w:val="Normal"/>
   </w:style>
-  <w:style w:type="paragraph" w:styleId="Caption">
+  <w:style w:styleId="Caption" w:type="paragraph">
     <w:name w:val="Caption"/>
     <w:basedOn w:val="Normal"/>
     <w:link w:val="BodyTextChar"/>
     <w:pPr>
-      <w:spacing w:before="0" w:after="120"/>
+      <w:spacing w:after="120" w:before="0"/>
     </w:pPr>
     <w:rPr>
       <w:i/>
     </w:rPr>
   </w:style>
-  <w:style w:type="paragraph" w:customStyle="1" w:styleId="TableCaption">
+  <w:style w:customStyle="1" w:styleId="TableCaption" w:type="paragraph">
     <w:name w:val="Table Caption"/>
     <w:basedOn w:val="Caption"/>
     <w:pPr>
       <w:keepNext/>
     </w:pPr>
   </w:style>
-  <w:style w:type="paragraph" w:customStyle="1" w:styleId="ImageCaption">
+  <w:style w:customStyle="1" w:styleId="ImageCaption" w:type="paragraph">
     <w:name w:val="Image Caption"/>
     <w:basedOn w:val="Caption"/>
   </w:style>
-  <w:style w:type="paragraph" w:customStyle="1" w:styleId="Figure">
+  <w:style w:customStyle="1" w:styleId="Figure" w:type="paragraph">
     <w:name w:val="Figure"/>
     <w:basedOn w:val="Normal"/>
   </w:style>
-  <w:style w:type="paragraph" w:customStyle="1" w:styleId="CaptionedFigure">
+  <w:style w:customStyle="1" w:styleId="CaptionedFigure" w:type="paragraph">
     <w:name w:val="Captioned Figure"/>
     <w:basedOn w:val="Figure"/>
     <w:pPr>
       <w:keepNext/>
     </w:pPr>
   </w:style>
-  <w:style w:type="character" w:customStyle="1" w:styleId="BodyTextChar">
+  <w:style w:customStyle="1" w:styleId="BodyTextChar" w:type="character">
     <w:name w:val="Body Text Char"/>
     <w:basedOn w:val="DefaultParagraphFont"/>
     <w:link w:val="BodyText"/>
   </w:style>
-  <w:style w:type="character" w:customStyle="1" w:styleId="VerbatimChar">
+  <w:style w:customStyle="1" w:styleId="VerbatimChar" w:type="character">
     <w:name w:val="Verbatim Char"/>
     <w:basedOn w:val="BodyTextChar"/>
     <w:rPr>
@@ -5517,21 +5403,25 @@
       <w:sz w:val="22"/>
     </w:rPr>
   </w:style>
-  <w:style w:type="character" w:styleId="FootnoteReference">
+  <w:style w:customStyle="1" w:styleId="SectionNumber" w:type="character">
+    <w:name w:val="Section Number"/>
+    <w:basedOn w:val="BodyTextChar"/>
+  </w:style>
+  <w:style w:styleId="FootnoteReference" w:type="character">
     <w:name w:val="Footnote Reference"/>
     <w:basedOn w:val="BodyTextChar"/>
     <w:rPr>
       <w:vertAlign w:val="superscript"/>
     </w:rPr>
   </w:style>
-  <w:style w:type="character" w:styleId="Hyperlink">
+  <w:style w:styleId="Hyperlink" w:type="character">
     <w:name w:val="Hyperlink"/>
     <w:basedOn w:val="BodyTextChar"/>
     <w:rPr>
-      <w:color w:val="4F81BD" w:themeColor="accent1"/>
+      <w:color w:themeColor="accent1" w:val="4F81BD"/>
     </w:rPr>
   </w:style>
-  <w:style w:type="paragraph" w:styleId="TOCHeading">
+  <w:style w:styleId="TOCHeading" w:type="paragraph">
     <w:name w:val="TOC Heading"/>
     <w:basedOn w:val="Heading1"/>
     <w:next w:val="BodyText"/>
@@ -5543,10 +5433,10 @@
       <w:outlineLvl w:val="9"/>
     </w:pPr>
     <w:rPr>
-      <w:rFonts w:asciiTheme="majorHAnsi" w:eastAsiaTheme="majorEastAsia" w:hAnsiTheme="majorHAnsi" w:cstheme="majorBidi"/>
+      <w:rFonts w:asciiTheme="majorHAnsi" w:cstheme="majorBidi" w:eastAsiaTheme="majorEastAsia" w:hAnsiTheme="majorHAnsi"/>
       <w:b w:val="0"/>
       <w:bCs w:val="0"/>
-      <w:color w:val="365F91" w:themeColor="accent1" w:themeShade="BF"/>
+      <w:color w:themeColor="accent1" w:themeShade="BF" w:val="365F91"/>
     </w:rPr>
   </w:style>
   <w:style w:type="paragraph" w:customStyle="1" w:styleId="SourceCode">
@@ -5638,7 +5528,10 @@
   <w:style w:type="character" w:customStyle="1" w:styleId="ImportTok">
     <w:name w:val="ImportTok"/>
     <w:basedOn w:val="VerbatimChar"/>
-    <w:rPr/>
+    <w:rPr>
+      <w:color w:val="008000"/>
+      <w:b/>
+    </w:rPr>
   </w:style>
   <w:style w:type="character" w:customStyle="1" w:styleId="CommentTok">
     <w:name w:val="CommentTok"/>
@@ -5713,7 +5606,9 @@
   <w:style w:type="character" w:customStyle="1" w:styleId="BuiltInTok">
     <w:name w:val="BuiltInTok"/>
     <w:basedOn w:val="VerbatimChar"/>
-    <w:rPr/>
+    <w:rPr>
+      <w:color w:val="008000"/>
+    </w:rPr>
   </w:style>
   <w:style w:type="character" w:customStyle="1" w:styleId="ExtensionTok">
     <w:name w:val="ExtensionTok"/>
